--- a/Planejamento/Planejamento_de_Requisitos_Firmware_Aquabox.docx
+++ b/Planejamento/Planejamento_de_Requisitos_Firmware_Aquabox.docx
@@ -369,6 +369,15 @@
       </w:pPr>
       <w:r>
         <w:t>Oferecer interface local simples no display TFT, com quatro botões de navegação.</w:t>
+      </w:r>
+    </w:p>
+    <w:p>
+      <w:pPr>
+        <w:pStyle w:val="ListBullet"/>
+        <w:spacing w:after="80" w:line="276" w:lineRule="auto"/>
+      </w:pPr>
+      <w:r>
+        <w:t>Disponibilizar monitoramento e comandos remotos seguros por MQTT, sem substituir as proteções locais.</w:t>
       </w:r>
     </w:p>
     <w:p>
@@ -582,7 +591,7 @@
                 <w:rFonts w:ascii="Calibri" w:hAnsi="Calibri"/>
                 <w:sz w:val="18"/>
               </w:rPr>
-              <w:t>Microcontrolador principal; executa controle, interface de usuário, persistência e diagnóstico.</w:t>
+              <w:t>Microcontrolador dual-core; executa FreeRTOS, controle, interface de usuário, persistência, diagnóstico e conectividade Wi-Fi/MQTT.</w:t>
             </w:r>
           </w:p>
         </w:tc>
@@ -4929,7 +4938,2427 @@
         <w:keepNext/>
       </w:pPr>
       <w:r>
-        <w:t>8. Requisitos não funcionais</w:t>
+        <w:t>8. Arquitetura de firmware com FreeRTOS</w:t>
+      </w:r>
+    </w:p>
+    <w:p>
+      <w:r>
+        <w:t>O firmware deve utilizar FreeRTOS, disponível no ESP-IDF, para isolar atividades de tempo crítico das tarefas de conectividade e interface. O uso dos dois núcleos deve favorecer previsibilidade do controle hidráulico: a comunicação de rede não pode atrasar a leitura de sensores nem o desligamento de segurança.</w:t>
+      </w:r>
+    </w:p>
+    <w:tbl>
+      <w:tblPr>
+        <w:tblStyle w:val="TableGrid"/>
+        <w:tblW w:type="dxa" w:w="9360"/>
+        <w:jc w:val="left"/>
+        <w:tblLayout w:type="fixed"/>
+        <w:tblLook w:firstColumn="1" w:firstRow="1" w:lastColumn="0" w:lastRow="0" w:noHBand="0" w:noVBand="1" w:val="04A0"/>
+        <w:tblInd w:w="120" w:type="dxa"/>
+      </w:tblPr>
+      <w:tblGrid>
+        <w:gridCol w:w="1900"/>
+        <w:gridCol w:w="1700"/>
+        <w:gridCol w:w="4100"/>
+        <w:gridCol w:w="1660"/>
+      </w:tblGrid>
+      <w:tr>
+        <w:trPr>
+          <w:tblHeader w:val="true"/>
+        </w:trPr>
+        <w:tc>
+          <w:tcPr>
+            <w:tcW w:type="dxa" w:w="1900"/>
+            <w:vAlign w:val="center"/>
+            <w:tcMar>
+              <w:top w:w="80" w:type="dxa"/>
+              <w:start w:w="120" w:type="dxa"/>
+              <w:bottom w:w="80" w:type="dxa"/>
+              <w:end w:w="120" w:type="dxa"/>
+            </w:tcMar>
+            <w:shd w:fill="E8EEF5"/>
+          </w:tcPr>
+          <w:p>
+            <w:pPr>
+              <w:spacing w:after="0"/>
+            </w:pPr>
+            <w:r>
+              <w:rPr>
+                <w:rFonts w:ascii="Calibri" w:hAnsi="Calibri"/>
+                <w:b/>
+                <w:color w:val="0B2545"/>
+                <w:sz w:val="19"/>
+              </w:rPr>
+              <w:t>TAREFA</w:t>
+            </w:r>
+          </w:p>
+        </w:tc>
+        <w:tc>
+          <w:tcPr>
+            <w:tcW w:type="dxa" w:w="1700"/>
+            <w:vAlign w:val="center"/>
+            <w:tcMar>
+              <w:top w:w="80" w:type="dxa"/>
+              <w:start w:w="120" w:type="dxa"/>
+              <w:bottom w:w="80" w:type="dxa"/>
+              <w:end w:w="120" w:type="dxa"/>
+            </w:tcMar>
+            <w:shd w:fill="E8EEF5"/>
+          </w:tcPr>
+          <w:p>
+            <w:pPr>
+              <w:spacing w:after="0"/>
+            </w:pPr>
+            <w:r>
+              <w:rPr>
+                <w:rFonts w:ascii="Calibri" w:hAnsi="Calibri"/>
+                <w:b/>
+                <w:color w:val="0B2545"/>
+                <w:sz w:val="19"/>
+              </w:rPr>
+              <w:t>NÚCLEO PREFERENCIAL</w:t>
+            </w:r>
+          </w:p>
+        </w:tc>
+        <w:tc>
+          <w:tcPr>
+            <w:tcW w:type="dxa" w:w="4100"/>
+            <w:vAlign w:val="center"/>
+            <w:tcMar>
+              <w:top w:w="80" w:type="dxa"/>
+              <w:start w:w="120" w:type="dxa"/>
+              <w:bottom w:w="80" w:type="dxa"/>
+              <w:end w:w="120" w:type="dxa"/>
+            </w:tcMar>
+            <w:shd w:fill="E8EEF5"/>
+          </w:tcPr>
+          <w:p>
+            <w:pPr>
+              <w:spacing w:after="0"/>
+            </w:pPr>
+            <w:r>
+              <w:rPr>
+                <w:rFonts w:ascii="Calibri" w:hAnsi="Calibri"/>
+                <w:b/>
+                <w:color w:val="0B2545"/>
+                <w:sz w:val="19"/>
+              </w:rPr>
+              <w:t>RESPONSABILIDADE</w:t>
+            </w:r>
+          </w:p>
+        </w:tc>
+        <w:tc>
+          <w:tcPr>
+            <w:tcW w:type="dxa" w:w="1660"/>
+            <w:vAlign w:val="center"/>
+            <w:tcMar>
+              <w:top w:w="80" w:type="dxa"/>
+              <w:start w:w="120" w:type="dxa"/>
+              <w:bottom w:w="80" w:type="dxa"/>
+              <w:end w:w="120" w:type="dxa"/>
+            </w:tcMar>
+            <w:shd w:fill="E8EEF5"/>
+          </w:tcPr>
+          <w:p>
+            <w:pPr>
+              <w:spacing w:after="0"/>
+            </w:pPr>
+            <w:r>
+              <w:rPr>
+                <w:rFonts w:ascii="Calibri" w:hAnsi="Calibri"/>
+                <w:b/>
+                <w:color w:val="0B2545"/>
+                <w:sz w:val="19"/>
+              </w:rPr>
+              <w:t>CLASSE DE PRIORIDADE</w:t>
+            </w:r>
+          </w:p>
+        </w:tc>
+      </w:tr>
+      <w:tr>
+        <w:tc>
+          <w:tcPr>
+            <w:tcW w:type="dxa" w:w="1900"/>
+          </w:tcPr>
+          <w:p>
+            <w:pPr>
+              <w:spacing w:after="0" w:line="252" w:lineRule="auto"/>
+            </w:pPr>
+            <w:r>
+              <w:rPr>
+                <w:rFonts w:ascii="Calibri" w:hAnsi="Calibri"/>
+                <w:sz w:val="18"/>
+              </w:rPr>
+              <w:t>Controle hidráulico</w:t>
+            </w:r>
+          </w:p>
+        </w:tc>
+        <w:tc>
+          <w:tcPr>
+            <w:tcW w:type="dxa" w:w="1700"/>
+          </w:tcPr>
+          <w:p>
+            <w:pPr>
+              <w:spacing w:after="0" w:line="252" w:lineRule="auto"/>
+            </w:pPr>
+            <w:r>
+              <w:rPr>
+                <w:rFonts w:ascii="Calibri" w:hAnsi="Calibri"/>
+                <w:sz w:val="18"/>
+              </w:rPr>
+              <w:t>Core 1</w:t>
+            </w:r>
+          </w:p>
+        </w:tc>
+        <w:tc>
+          <w:tcPr>
+            <w:tcW w:type="dxa" w:w="4100"/>
+          </w:tcPr>
+          <w:p>
+            <w:pPr>
+              <w:spacing w:after="0" w:line="252" w:lineRule="auto"/>
+            </w:pPr>
+            <w:r>
+              <w:rPr>
+                <w:rFonts w:ascii="Calibri" w:hAnsi="Calibri"/>
+                <w:sz w:val="18"/>
+              </w:rPr>
+              <w:t>Máquina de estados, leitura validada de nível, acionamento de válvulas/bomba, timeouts e intertravamentos.</w:t>
+            </w:r>
+          </w:p>
+        </w:tc>
+        <w:tc>
+          <w:tcPr>
+            <w:tcW w:type="dxa" w:w="1660"/>
+          </w:tcPr>
+          <w:p>
+            <w:pPr>
+              <w:spacing w:after="0" w:line="252" w:lineRule="auto"/>
+            </w:pPr>
+            <w:r>
+              <w:rPr>
+                <w:rFonts w:ascii="Calibri" w:hAnsi="Calibri"/>
+                <w:sz w:val="18"/>
+              </w:rPr>
+              <w:t>Alta</w:t>
+            </w:r>
+          </w:p>
+        </w:tc>
+      </w:tr>
+      <w:tr>
+        <w:tc>
+          <w:tcPr>
+            <w:tcW w:type="dxa" w:w="1900"/>
+            <w:shd w:fill="FAFBFC"/>
+          </w:tcPr>
+          <w:p>
+            <w:pPr>
+              <w:spacing w:after="0" w:line="252" w:lineRule="auto"/>
+            </w:pPr>
+            <w:r>
+              <w:rPr>
+                <w:rFonts w:ascii="Calibri" w:hAnsi="Calibri"/>
+                <w:sz w:val="18"/>
+              </w:rPr>
+              <w:t>Aquisição de fluxo</w:t>
+            </w:r>
+          </w:p>
+        </w:tc>
+        <w:tc>
+          <w:tcPr>
+            <w:tcW w:type="dxa" w:w="1700"/>
+            <w:shd w:fill="FAFBFC"/>
+          </w:tcPr>
+          <w:p>
+            <w:pPr>
+              <w:spacing w:after="0" w:line="252" w:lineRule="auto"/>
+            </w:pPr>
+            <w:r>
+              <w:rPr>
+                <w:rFonts w:ascii="Calibri" w:hAnsi="Calibri"/>
+                <w:sz w:val="18"/>
+              </w:rPr>
+              <w:t>Core 1 / ISR curta</w:t>
+            </w:r>
+          </w:p>
+        </w:tc>
+        <w:tc>
+          <w:tcPr>
+            <w:tcW w:type="dxa" w:w="4100"/>
+            <w:shd w:fill="FAFBFC"/>
+          </w:tcPr>
+          <w:p>
+            <w:pPr>
+              <w:spacing w:after="0" w:line="252" w:lineRule="auto"/>
+            </w:pPr>
+            <w:r>
+              <w:rPr>
+                <w:rFonts w:ascii="Calibri" w:hAnsi="Calibri"/>
+                <w:sz w:val="18"/>
+              </w:rPr>
+              <w:t>Contagem de pulsos por interrupção; processamento e cálculo de vazão em tarefa.</w:t>
+            </w:r>
+          </w:p>
+        </w:tc>
+        <w:tc>
+          <w:tcPr>
+            <w:tcW w:type="dxa" w:w="1660"/>
+            <w:shd w:fill="FAFBFC"/>
+          </w:tcPr>
+          <w:p>
+            <w:pPr>
+              <w:spacing w:after="0" w:line="252" w:lineRule="auto"/>
+            </w:pPr>
+            <w:r>
+              <w:rPr>
+                <w:rFonts w:ascii="Calibri" w:hAnsi="Calibri"/>
+                <w:sz w:val="18"/>
+              </w:rPr>
+              <w:t>Alta</w:t>
+            </w:r>
+          </w:p>
+        </w:tc>
+      </w:tr>
+      <w:tr>
+        <w:tc>
+          <w:tcPr>
+            <w:tcW w:type="dxa" w:w="1900"/>
+          </w:tcPr>
+          <w:p>
+            <w:pPr>
+              <w:spacing w:after="0" w:line="252" w:lineRule="auto"/>
+            </w:pPr>
+            <w:r>
+              <w:rPr>
+                <w:rFonts w:ascii="Calibri" w:hAnsi="Calibri"/>
+                <w:sz w:val="18"/>
+              </w:rPr>
+              <w:t>Wi-Fi e MQTT</w:t>
+            </w:r>
+          </w:p>
+        </w:tc>
+        <w:tc>
+          <w:tcPr>
+            <w:tcW w:type="dxa" w:w="1700"/>
+          </w:tcPr>
+          <w:p>
+            <w:pPr>
+              <w:spacing w:after="0" w:line="252" w:lineRule="auto"/>
+            </w:pPr>
+            <w:r>
+              <w:rPr>
+                <w:rFonts w:ascii="Calibri" w:hAnsi="Calibri"/>
+                <w:sz w:val="18"/>
+              </w:rPr>
+              <w:t>Core 0</w:t>
+            </w:r>
+          </w:p>
+        </w:tc>
+        <w:tc>
+          <w:tcPr>
+            <w:tcW w:type="dxa" w:w="4100"/>
+          </w:tcPr>
+          <w:p>
+            <w:pPr>
+              <w:spacing w:after="0" w:line="252" w:lineRule="auto"/>
+            </w:pPr>
+            <w:r>
+              <w:rPr>
+                <w:rFonts w:ascii="Calibri" w:hAnsi="Calibri"/>
+                <w:sz w:val="18"/>
+              </w:rPr>
+              <w:t>Conexão de rede, TLS, publicação de telemetria e recepção de comandos.</w:t>
+            </w:r>
+          </w:p>
+        </w:tc>
+        <w:tc>
+          <w:tcPr>
+            <w:tcW w:type="dxa" w:w="1660"/>
+          </w:tcPr>
+          <w:p>
+            <w:pPr>
+              <w:spacing w:after="0" w:line="252" w:lineRule="auto"/>
+            </w:pPr>
+            <w:r>
+              <w:rPr>
+                <w:rFonts w:ascii="Calibri" w:hAnsi="Calibri"/>
+                <w:sz w:val="18"/>
+              </w:rPr>
+              <w:t>Média</w:t>
+            </w:r>
+          </w:p>
+        </w:tc>
+      </w:tr>
+      <w:tr>
+        <w:tc>
+          <w:tcPr>
+            <w:tcW w:type="dxa" w:w="1900"/>
+            <w:shd w:fill="FAFBFC"/>
+          </w:tcPr>
+          <w:p>
+            <w:pPr>
+              <w:spacing w:after="0" w:line="252" w:lineRule="auto"/>
+            </w:pPr>
+            <w:r>
+              <w:rPr>
+                <w:rFonts w:ascii="Calibri" w:hAnsi="Calibri"/>
+                <w:sz w:val="18"/>
+              </w:rPr>
+              <w:t>Interface local</w:t>
+            </w:r>
+          </w:p>
+        </w:tc>
+        <w:tc>
+          <w:tcPr>
+            <w:tcW w:type="dxa" w:w="1700"/>
+            <w:shd w:fill="FAFBFC"/>
+          </w:tcPr>
+          <w:p>
+            <w:pPr>
+              <w:spacing w:after="0" w:line="252" w:lineRule="auto"/>
+            </w:pPr>
+            <w:r>
+              <w:rPr>
+                <w:rFonts w:ascii="Calibri" w:hAnsi="Calibri"/>
+                <w:sz w:val="18"/>
+              </w:rPr>
+              <w:t>Core 1</w:t>
+            </w:r>
+          </w:p>
+        </w:tc>
+        <w:tc>
+          <w:tcPr>
+            <w:tcW w:type="dxa" w:w="4100"/>
+            <w:shd w:fill="FAFBFC"/>
+          </w:tcPr>
+          <w:p>
+            <w:pPr>
+              <w:spacing w:after="0" w:line="252" w:lineRule="auto"/>
+            </w:pPr>
+            <w:r>
+              <w:rPr>
+                <w:rFonts w:ascii="Calibri" w:hAnsi="Calibri"/>
+                <w:sz w:val="18"/>
+              </w:rPr>
+              <w:t>Leitura de botões/chaves, atualização do TFT e navegação de menus.</w:t>
+            </w:r>
+          </w:p>
+        </w:tc>
+        <w:tc>
+          <w:tcPr>
+            <w:tcW w:type="dxa" w:w="1660"/>
+            <w:shd w:fill="FAFBFC"/>
+          </w:tcPr>
+          <w:p>
+            <w:pPr>
+              <w:spacing w:after="0" w:line="252" w:lineRule="auto"/>
+            </w:pPr>
+            <w:r>
+              <w:rPr>
+                <w:rFonts w:ascii="Calibri" w:hAnsi="Calibri"/>
+                <w:sz w:val="18"/>
+              </w:rPr>
+              <w:t>Média</w:t>
+            </w:r>
+          </w:p>
+        </w:tc>
+      </w:tr>
+      <w:tr>
+        <w:tc>
+          <w:tcPr>
+            <w:tcW w:type="dxa" w:w="1900"/>
+          </w:tcPr>
+          <w:p>
+            <w:pPr>
+              <w:spacing w:after="0" w:line="252" w:lineRule="auto"/>
+            </w:pPr>
+            <w:r>
+              <w:rPr>
+                <w:rFonts w:ascii="Calibri" w:hAnsi="Calibri"/>
+                <w:sz w:val="18"/>
+              </w:rPr>
+              <w:t>Persistência e log</w:t>
+            </w:r>
+          </w:p>
+        </w:tc>
+        <w:tc>
+          <w:tcPr>
+            <w:tcW w:type="dxa" w:w="1700"/>
+          </w:tcPr>
+          <w:p>
+            <w:pPr>
+              <w:spacing w:after="0" w:line="252" w:lineRule="auto"/>
+            </w:pPr>
+            <w:r>
+              <w:rPr>
+                <w:rFonts w:ascii="Calibri" w:hAnsi="Calibri"/>
+                <w:sz w:val="18"/>
+              </w:rPr>
+              <w:t>Core 0</w:t>
+            </w:r>
+          </w:p>
+        </w:tc>
+        <w:tc>
+          <w:tcPr>
+            <w:tcW w:type="dxa" w:w="4100"/>
+          </w:tcPr>
+          <w:p>
+            <w:pPr>
+              <w:spacing w:after="0" w:line="252" w:lineRule="auto"/>
+            </w:pPr>
+            <w:r>
+              <w:rPr>
+                <w:rFonts w:ascii="Calibri" w:hAnsi="Calibri"/>
+                <w:sz w:val="18"/>
+              </w:rPr>
+              <w:t>Gravação assíncrona de configuração e eventos, limitada para preservar a memória flash.</w:t>
+            </w:r>
+          </w:p>
+        </w:tc>
+        <w:tc>
+          <w:tcPr>
+            <w:tcW w:type="dxa" w:w="1660"/>
+          </w:tcPr>
+          <w:p>
+            <w:pPr>
+              <w:spacing w:after="0" w:line="252" w:lineRule="auto"/>
+            </w:pPr>
+            <w:r>
+              <w:rPr>
+                <w:rFonts w:ascii="Calibri" w:hAnsi="Calibri"/>
+                <w:sz w:val="18"/>
+              </w:rPr>
+              <w:t>Baixa</w:t>
+            </w:r>
+          </w:p>
+        </w:tc>
+      </w:tr>
+      <w:tr>
+        <w:tc>
+          <w:tcPr>
+            <w:tcW w:type="dxa" w:w="1900"/>
+            <w:shd w:fill="FAFBFC"/>
+          </w:tcPr>
+          <w:p>
+            <w:pPr>
+              <w:spacing w:after="0" w:line="252" w:lineRule="auto"/>
+            </w:pPr>
+            <w:r>
+              <w:rPr>
+                <w:rFonts w:ascii="Calibri" w:hAnsi="Calibri"/>
+                <w:sz w:val="18"/>
+              </w:rPr>
+              <w:t>Supervisão</w:t>
+            </w:r>
+          </w:p>
+        </w:tc>
+        <w:tc>
+          <w:tcPr>
+            <w:tcW w:type="dxa" w:w="1700"/>
+            <w:shd w:fill="FAFBFC"/>
+          </w:tcPr>
+          <w:p>
+            <w:pPr>
+              <w:spacing w:after="0" w:line="252" w:lineRule="auto"/>
+            </w:pPr>
+            <w:r>
+              <w:rPr>
+                <w:rFonts w:ascii="Calibri" w:hAnsi="Calibri"/>
+                <w:sz w:val="18"/>
+              </w:rPr>
+              <w:t>Core 1</w:t>
+            </w:r>
+          </w:p>
+        </w:tc>
+        <w:tc>
+          <w:tcPr>
+            <w:tcW w:type="dxa" w:w="4100"/>
+            <w:shd w:fill="FAFBFC"/>
+          </w:tcPr>
+          <w:p>
+            <w:pPr>
+              <w:spacing w:after="0" w:line="252" w:lineRule="auto"/>
+            </w:pPr>
+            <w:r>
+              <w:rPr>
+                <w:rFonts w:ascii="Calibri" w:hAnsi="Calibri"/>
+                <w:sz w:val="18"/>
+              </w:rPr>
+              <w:t>Watchdog de tarefas, monitoramento de filas e sinais de falha entre tarefas.</w:t>
+            </w:r>
+          </w:p>
+        </w:tc>
+        <w:tc>
+          <w:tcPr>
+            <w:tcW w:type="dxa" w:w="1660"/>
+            <w:shd w:fill="FAFBFC"/>
+          </w:tcPr>
+          <w:p>
+            <w:pPr>
+              <w:spacing w:after="0" w:line="252" w:lineRule="auto"/>
+            </w:pPr>
+            <w:r>
+              <w:rPr>
+                <w:rFonts w:ascii="Calibri" w:hAnsi="Calibri"/>
+                <w:sz w:val="18"/>
+              </w:rPr>
+              <w:t>Alta</w:t>
+            </w:r>
+          </w:p>
+        </w:tc>
+      </w:tr>
+    </w:tbl>
+    <w:p>
+      <w:pPr>
+        <w:spacing w:after="0"/>
+      </w:pPr>
+    </w:p>
+    <w:p>
+      <w:pPr>
+        <w:pStyle w:val="Heading2"/>
+        <w:keepNext/>
+      </w:pPr>
+      <w:r>
+        <w:t>8.1 Comunicação e sincronização entre tarefas</w:t>
+      </w:r>
+    </w:p>
+    <w:p>
+      <w:pPr>
+        <w:pStyle w:val="ListBullet"/>
+        <w:spacing w:after="80" w:line="276" w:lineRule="auto"/>
+      </w:pPr>
+      <w:r>
+        <w:t>A tarefa de Controle hidráulico deve ser a única autorizada a alterar as saídas de bomba e solenoides.</w:t>
+      </w:r>
+    </w:p>
+    <w:p>
+      <w:pPr>
+        <w:pStyle w:val="ListBullet"/>
+        <w:spacing w:after="80" w:line="276" w:lineRule="auto"/>
+      </w:pPr>
+      <w:r>
+        <w:t>Eventos de sensores, chaves, agenda e comandos MQTT devem chegar ao controle por filas FreeRTOS; callbacks e ISR não podem acionar cargas diretamente.</w:t>
+      </w:r>
+    </w:p>
+    <w:p>
+      <w:pPr>
+        <w:pStyle w:val="ListBullet"/>
+        <w:spacing w:after="80" w:line="276" w:lineRule="auto"/>
+      </w:pPr>
+      <w:r>
+        <w:t>Mensagens entre tarefas devem usar estruturas versionadas e filas com tamanho definido; eventos críticos precisam ter fila reservada ou mecanismo que impeça perda silenciosa.</w:t>
+      </w:r>
+    </w:p>
+    <w:p>
+      <w:pPr>
+        <w:pStyle w:val="ListBullet"/>
+        <w:spacing w:after="80" w:line="276" w:lineRule="auto"/>
+      </w:pPr>
+      <w:r>
+        <w:t>Mutexes devem proteger apenas recursos compartilhados de curta duração, como barramento I2C, display e armazenamento; a tarefa de controle não deve aguardar rede ou escrita em flash.</w:t>
+      </w:r>
+    </w:p>
+    <w:p>
+      <w:pPr>
+        <w:pStyle w:val="ListBullet"/>
+        <w:spacing w:after="80" w:line="276" w:lineRule="auto"/>
+      </w:pPr>
+      <w:r>
+        <w:t>Notificações de tarefa ou event groups devem sinalizar alarmes e mudanças de estado com baixa latência.</w:t>
+      </w:r>
+    </w:p>
+    <w:p>
+      <w:pPr>
+        <w:pStyle w:val="Heading2"/>
+        <w:keepNext/>
+      </w:pPr>
+      <w:r>
+        <w:t>8.2 Requisitos de execução em tempo real</w:t>
+      </w:r>
+    </w:p>
+    <w:tbl>
+      <w:tblPr>
+        <w:tblStyle w:val="TableGrid"/>
+        <w:tblW w:type="dxa" w:w="9360"/>
+        <w:jc w:val="left"/>
+        <w:tblLayout w:type="fixed"/>
+        <w:tblLook w:firstColumn="1" w:firstRow="1" w:lastColumn="0" w:lastRow="0" w:noHBand="0" w:noVBand="1" w:val="04A0"/>
+        <w:tblInd w:w="120" w:type="dxa"/>
+      </w:tblPr>
+      <w:tblGrid>
+        <w:gridCol w:w="900"/>
+        <w:gridCol w:w="7050"/>
+        <w:gridCol w:w="1410"/>
+      </w:tblGrid>
+      <w:tr>
+        <w:trPr>
+          <w:tblHeader w:val="true"/>
+        </w:trPr>
+        <w:tc>
+          <w:tcPr>
+            <w:tcW w:type="dxa" w:w="900"/>
+            <w:vAlign w:val="center"/>
+            <w:tcMar>
+              <w:top w:w="80" w:type="dxa"/>
+              <w:start w:w="120" w:type="dxa"/>
+              <w:bottom w:w="80" w:type="dxa"/>
+              <w:end w:w="120" w:type="dxa"/>
+            </w:tcMar>
+            <w:shd w:fill="E8EEF5"/>
+          </w:tcPr>
+          <w:p>
+            <w:pPr>
+              <w:spacing w:after="0"/>
+            </w:pPr>
+            <w:r>
+              <w:rPr>
+                <w:rFonts w:ascii="Calibri" w:hAnsi="Calibri"/>
+                <w:b/>
+                <w:color w:val="0B2545"/>
+                <w:sz w:val="19"/>
+              </w:rPr>
+              <w:t>ID</w:t>
+            </w:r>
+          </w:p>
+        </w:tc>
+        <w:tc>
+          <w:tcPr>
+            <w:tcW w:type="dxa" w:w="7050"/>
+            <w:vAlign w:val="center"/>
+            <w:tcMar>
+              <w:top w:w="80" w:type="dxa"/>
+              <w:start w:w="120" w:type="dxa"/>
+              <w:bottom w:w="80" w:type="dxa"/>
+              <w:end w:w="120" w:type="dxa"/>
+            </w:tcMar>
+            <w:shd w:fill="E8EEF5"/>
+          </w:tcPr>
+          <w:p>
+            <w:pPr>
+              <w:spacing w:after="0"/>
+            </w:pPr>
+            <w:r>
+              <w:rPr>
+                <w:rFonts w:ascii="Calibri" w:hAnsi="Calibri"/>
+                <w:b/>
+                <w:color w:val="0B2545"/>
+                <w:sz w:val="19"/>
+              </w:rPr>
+              <w:t>REQUISITO</w:t>
+            </w:r>
+          </w:p>
+        </w:tc>
+        <w:tc>
+          <w:tcPr>
+            <w:tcW w:type="dxa" w:w="1410"/>
+            <w:vAlign w:val="center"/>
+            <w:tcMar>
+              <w:top w:w="80" w:type="dxa"/>
+              <w:start w:w="120" w:type="dxa"/>
+              <w:bottom w:w="80" w:type="dxa"/>
+              <w:end w:w="120" w:type="dxa"/>
+            </w:tcMar>
+            <w:shd w:fill="E8EEF5"/>
+          </w:tcPr>
+          <w:p>
+            <w:pPr>
+              <w:spacing w:after="0"/>
+            </w:pPr>
+            <w:r>
+              <w:rPr>
+                <w:rFonts w:ascii="Calibri" w:hAnsi="Calibri"/>
+                <w:b/>
+                <w:color w:val="0B2545"/>
+                <w:sz w:val="19"/>
+              </w:rPr>
+              <w:t>PRIORIDADE</w:t>
+            </w:r>
+          </w:p>
+        </w:tc>
+      </w:tr>
+      <w:tr>
+        <w:tc>
+          <w:tcPr>
+            <w:tcW w:type="dxa" w:w="900"/>
+          </w:tcPr>
+          <w:p>
+            <w:pPr>
+              <w:spacing w:after="0" w:line="252" w:lineRule="auto"/>
+            </w:pPr>
+            <w:r>
+              <w:rPr>
+                <w:rFonts w:ascii="Calibri" w:hAnsi="Calibri"/>
+                <w:sz w:val="18"/>
+              </w:rPr>
+              <w:t>RNF-11</w:t>
+            </w:r>
+          </w:p>
+        </w:tc>
+        <w:tc>
+          <w:tcPr>
+            <w:tcW w:type="dxa" w:w="7050"/>
+          </w:tcPr>
+          <w:p>
+            <w:pPr>
+              <w:spacing w:after="0" w:line="252" w:lineRule="auto"/>
+            </w:pPr>
+            <w:r>
+              <w:rPr>
+                <w:rFonts w:ascii="Calibri" w:hAnsi="Calibri"/>
+                <w:sz w:val="18"/>
+              </w:rPr>
+              <w:t>A tarefa de Controle hidráulico deve ter prioridade superior às tarefas MQTT, interface e persistência; ela não pode executar operações de rede, TLS ou gravação em flash.</w:t>
+            </w:r>
+          </w:p>
+        </w:tc>
+        <w:tc>
+          <w:tcPr>
+            <w:tcW w:type="dxa" w:w="1410"/>
+          </w:tcPr>
+          <w:p>
+            <w:pPr>
+              <w:spacing w:after="0" w:line="252" w:lineRule="auto"/>
+            </w:pPr>
+            <w:r>
+              <w:rPr>
+                <w:rFonts w:ascii="Calibri" w:hAnsi="Calibri"/>
+                <w:sz w:val="18"/>
+              </w:rPr>
+              <w:t>Alta</w:t>
+            </w:r>
+          </w:p>
+        </w:tc>
+      </w:tr>
+      <w:tr>
+        <w:tc>
+          <w:tcPr>
+            <w:tcW w:type="dxa" w:w="900"/>
+            <w:shd w:fill="FAFBFC"/>
+          </w:tcPr>
+          <w:p>
+            <w:pPr>
+              <w:spacing w:after="0" w:line="252" w:lineRule="auto"/>
+            </w:pPr>
+            <w:r>
+              <w:rPr>
+                <w:rFonts w:ascii="Calibri" w:hAnsi="Calibri"/>
+                <w:sz w:val="18"/>
+              </w:rPr>
+              <w:t>RNF-12</w:t>
+            </w:r>
+          </w:p>
+        </w:tc>
+        <w:tc>
+          <w:tcPr>
+            <w:tcW w:type="dxa" w:w="7050"/>
+            <w:shd w:fill="FAFBFC"/>
+          </w:tcPr>
+          <w:p>
+            <w:pPr>
+              <w:spacing w:after="0" w:line="252" w:lineRule="auto"/>
+            </w:pPr>
+            <w:r>
+              <w:rPr>
+                <w:rFonts w:ascii="Calibri" w:hAnsi="Calibri"/>
+                <w:sz w:val="18"/>
+              </w:rPr>
+              <w:t>A leitura de pulsos do sensor de fluxo deve usar interrupção ou periférico apropriado e manter o tratamento de interrupção curto, sem alocação dinâmica ou chamadas bloqueantes.</w:t>
+            </w:r>
+          </w:p>
+        </w:tc>
+        <w:tc>
+          <w:tcPr>
+            <w:tcW w:type="dxa" w:w="1410"/>
+            <w:shd w:fill="FAFBFC"/>
+          </w:tcPr>
+          <w:p>
+            <w:pPr>
+              <w:spacing w:after="0" w:line="252" w:lineRule="auto"/>
+            </w:pPr>
+            <w:r>
+              <w:rPr>
+                <w:rFonts w:ascii="Calibri" w:hAnsi="Calibri"/>
+                <w:sz w:val="18"/>
+              </w:rPr>
+              <w:t>Alta</w:t>
+            </w:r>
+          </w:p>
+        </w:tc>
+      </w:tr>
+      <w:tr>
+        <w:tc>
+          <w:tcPr>
+            <w:tcW w:type="dxa" w:w="900"/>
+          </w:tcPr>
+          <w:p>
+            <w:pPr>
+              <w:spacing w:after="0" w:line="252" w:lineRule="auto"/>
+            </w:pPr>
+            <w:r>
+              <w:rPr>
+                <w:rFonts w:ascii="Calibri" w:hAnsi="Calibri"/>
+                <w:sz w:val="18"/>
+              </w:rPr>
+              <w:t>RNF-13</w:t>
+            </w:r>
+          </w:p>
+        </w:tc>
+        <w:tc>
+          <w:tcPr>
+            <w:tcW w:type="dxa" w:w="7050"/>
+          </w:tcPr>
+          <w:p>
+            <w:pPr>
+              <w:spacing w:after="0" w:line="252" w:lineRule="auto"/>
+            </w:pPr>
+            <w:r>
+              <w:rPr>
+                <w:rFonts w:ascii="Calibri" w:hAnsi="Calibri"/>
+                <w:sz w:val="18"/>
+              </w:rPr>
+              <w:t>A recepção de comando MQTT deve apenas validar sintaticamente e enfileirar a solicitação; a autorização final e o acionamento devem ocorrer na tarefa de Controle hidráulico.</w:t>
+            </w:r>
+          </w:p>
+        </w:tc>
+        <w:tc>
+          <w:tcPr>
+            <w:tcW w:type="dxa" w:w="1410"/>
+          </w:tcPr>
+          <w:p>
+            <w:pPr>
+              <w:spacing w:after="0" w:line="252" w:lineRule="auto"/>
+            </w:pPr>
+            <w:r>
+              <w:rPr>
+                <w:rFonts w:ascii="Calibri" w:hAnsi="Calibri"/>
+                <w:sz w:val="18"/>
+              </w:rPr>
+              <w:t>Alta</w:t>
+            </w:r>
+          </w:p>
+        </w:tc>
+      </w:tr>
+      <w:tr>
+        <w:tc>
+          <w:tcPr>
+            <w:tcW w:type="dxa" w:w="900"/>
+            <w:shd w:fill="FAFBFC"/>
+          </w:tcPr>
+          <w:p>
+            <w:pPr>
+              <w:spacing w:after="0" w:line="252" w:lineRule="auto"/>
+            </w:pPr>
+            <w:r>
+              <w:rPr>
+                <w:rFonts w:ascii="Calibri" w:hAnsi="Calibri"/>
+                <w:sz w:val="18"/>
+              </w:rPr>
+              <w:t>RNF-14</w:t>
+            </w:r>
+          </w:p>
+        </w:tc>
+        <w:tc>
+          <w:tcPr>
+            <w:tcW w:type="dxa" w:w="7050"/>
+            <w:shd w:fill="FAFBFC"/>
+          </w:tcPr>
+          <w:p>
+            <w:pPr>
+              <w:spacing w:after="0" w:line="252" w:lineRule="auto"/>
+            </w:pPr>
+            <w:r>
+              <w:rPr>
+                <w:rFonts w:ascii="Calibri" w:hAnsi="Calibri"/>
+                <w:sz w:val="18"/>
+              </w:rPr>
+              <w:t>O firmware deve monitorar uso de pilha, ocupação de filas e reinicializações de tarefas; condições fora do limite devem gerar diagnóstico e, se necessário, estado seguro.</w:t>
+            </w:r>
+          </w:p>
+        </w:tc>
+        <w:tc>
+          <w:tcPr>
+            <w:tcW w:type="dxa" w:w="1410"/>
+            <w:shd w:fill="FAFBFC"/>
+          </w:tcPr>
+          <w:p>
+            <w:pPr>
+              <w:spacing w:after="0" w:line="252" w:lineRule="auto"/>
+            </w:pPr>
+            <w:r>
+              <w:rPr>
+                <w:rFonts w:ascii="Calibri" w:hAnsi="Calibri"/>
+                <w:sz w:val="18"/>
+              </w:rPr>
+              <w:t>Alta</w:t>
+            </w:r>
+          </w:p>
+        </w:tc>
+      </w:tr>
+      <w:tr>
+        <w:tc>
+          <w:tcPr>
+            <w:tcW w:type="dxa" w:w="900"/>
+          </w:tcPr>
+          <w:p>
+            <w:pPr>
+              <w:spacing w:after="0" w:line="252" w:lineRule="auto"/>
+            </w:pPr>
+            <w:r>
+              <w:rPr>
+                <w:rFonts w:ascii="Calibri" w:hAnsi="Calibri"/>
+                <w:sz w:val="18"/>
+              </w:rPr>
+              <w:t>RNF-15</w:t>
+            </w:r>
+          </w:p>
+        </w:tc>
+        <w:tc>
+          <w:tcPr>
+            <w:tcW w:type="dxa" w:w="7050"/>
+          </w:tcPr>
+          <w:p>
+            <w:pPr>
+              <w:spacing w:after="0" w:line="252" w:lineRule="auto"/>
+            </w:pPr>
+            <w:r>
+              <w:rPr>
+                <w:rFonts w:ascii="Calibri" w:hAnsi="Calibri"/>
+                <w:sz w:val="18"/>
+              </w:rPr>
+              <w:t>Temporizações de irrigação, pré-abertura e segurança devem usar relógio monotônico/timers do FreeRTOS, enquanto o RTC DS3231M deve ser usado para agendamento por data e hora.</w:t>
+            </w:r>
+          </w:p>
+        </w:tc>
+        <w:tc>
+          <w:tcPr>
+            <w:tcW w:type="dxa" w:w="1410"/>
+          </w:tcPr>
+          <w:p>
+            <w:pPr>
+              <w:spacing w:after="0" w:line="252" w:lineRule="auto"/>
+            </w:pPr>
+            <w:r>
+              <w:rPr>
+                <w:rFonts w:ascii="Calibri" w:hAnsi="Calibri"/>
+                <w:sz w:val="18"/>
+              </w:rPr>
+              <w:t>Alta</w:t>
+            </w:r>
+          </w:p>
+        </w:tc>
+      </w:tr>
+      <w:tr>
+        <w:tc>
+          <w:tcPr>
+            <w:tcW w:type="dxa" w:w="900"/>
+            <w:shd w:fill="FAFBFC"/>
+          </w:tcPr>
+          <w:p>
+            <w:pPr>
+              <w:spacing w:after="0" w:line="252" w:lineRule="auto"/>
+            </w:pPr>
+            <w:r>
+              <w:rPr>
+                <w:rFonts w:ascii="Calibri" w:hAnsi="Calibri"/>
+                <w:sz w:val="18"/>
+              </w:rPr>
+              <w:t>RNF-16</w:t>
+            </w:r>
+          </w:p>
+        </w:tc>
+        <w:tc>
+          <w:tcPr>
+            <w:tcW w:type="dxa" w:w="7050"/>
+            <w:shd w:fill="FAFBFC"/>
+          </w:tcPr>
+          <w:p>
+            <w:pPr>
+              <w:spacing w:after="0" w:line="252" w:lineRule="auto"/>
+            </w:pPr>
+            <w:r>
+              <w:rPr>
+                <w:rFonts w:ascii="Calibri" w:hAnsi="Calibri"/>
+                <w:sz w:val="18"/>
+              </w:rPr>
+              <w:t>A divisão de tarefas e afinidade de núcleos deve ser documentada em código e testada sob carga de Wi-Fi/MQTT, garantindo que a lógica de segurança permaneça responsiva.</w:t>
+            </w:r>
+          </w:p>
+        </w:tc>
+        <w:tc>
+          <w:tcPr>
+            <w:tcW w:type="dxa" w:w="1410"/>
+            <w:shd w:fill="FAFBFC"/>
+          </w:tcPr>
+          <w:p>
+            <w:pPr>
+              <w:spacing w:after="0" w:line="252" w:lineRule="auto"/>
+            </w:pPr>
+            <w:r>
+              <w:rPr>
+                <w:rFonts w:ascii="Calibri" w:hAnsi="Calibri"/>
+                <w:sz w:val="18"/>
+              </w:rPr>
+              <w:t>Alta</w:t>
+            </w:r>
+          </w:p>
+        </w:tc>
+      </w:tr>
+    </w:tbl>
+    <w:p>
+      <w:pPr>
+        <w:spacing w:after="0"/>
+      </w:pPr>
+    </w:p>
+    <w:tbl>
+      <w:tblPr>
+        <w:tblW w:type="dxa" w:w="9360"/>
+        <w:jc w:val="left"/>
+        <w:tblLayout w:type="fixed"/>
+        <w:tblLook w:firstColumn="1" w:firstRow="1" w:lastColumn="0" w:lastRow="0" w:noHBand="0" w:noVBand="1" w:val="04A0"/>
+        <w:tblInd w:w="120" w:type="dxa"/>
+      </w:tblPr>
+      <w:tblGrid>
+        <w:gridCol w:w="9360"/>
+      </w:tblGrid>
+      <w:tr>
+        <w:tc>
+          <w:tcPr>
+            <w:tcW w:type="dxa" w:w="9360"/>
+            <w:vAlign w:val="center"/>
+            <w:tcMar>
+              <w:top w:w="80" w:type="dxa"/>
+              <w:start w:w="120" w:type="dxa"/>
+              <w:bottom w:w="80" w:type="dxa"/>
+              <w:end w:w="120" w:type="dxa"/>
+            </w:tcMar>
+            <w:shd w:fill="F4F6F9"/>
+          </w:tcPr>
+          <w:p>
+            <w:pPr>
+              <w:spacing w:after="40"/>
+            </w:pPr>
+            <w:r>
+              <w:rPr>
+                <w:rFonts w:ascii="Calibri" w:hAnsi="Calibri"/>
+                <w:b/>
+                <w:color w:val="1F4D78"/>
+                <w:sz w:val="20"/>
+              </w:rPr>
+              <w:t>PRINCÍPIO DE SEGURANÇA</w:t>
+            </w:r>
+          </w:p>
+          <w:p>
+            <w:pPr>
+              <w:spacing w:after="0" w:line="264" w:lineRule="auto"/>
+            </w:pPr>
+            <w:r>
+              <w:rPr>
+                <w:rFonts w:ascii="Calibri" w:hAnsi="Calibri"/>
+                <w:sz w:val="20"/>
+              </w:rPr>
+              <w:t>FreeRTOS melhora a organização e o paralelismo, mas não muda a autoridade do controle local: comandos MQTT, botões e agenda devem convergir para a mesma máquina de estados e para os mesmos intertravamentos.</w:t>
+            </w:r>
+          </w:p>
+        </w:tc>
+      </w:tr>
+    </w:tbl>
+    <w:p>
+      <w:pPr>
+        <w:spacing w:after="0"/>
+      </w:pPr>
+    </w:p>
+    <w:p>
+      <w:pPr>
+        <w:pStyle w:val="Heading1"/>
+        <w:keepNext/>
+      </w:pPr>
+      <w:r>
+        <w:t>9. Monitoramento remoto e MQTT</w:t>
+      </w:r>
+    </w:p>
+    <w:p>
+      <w:r>
+        <w:t>O Aquabox deve usar MQTT sobre Wi-Fi para publicar telemetria e receber comandos. A comunicação remota complementa a interface local; ela não pode contornar chaves físicas, intertravamentos nem alarmes críticos.</w:t>
+      </w:r>
+    </w:p>
+    <w:p>
+      <w:pPr>
+        <w:pStyle w:val="Heading2"/>
+        <w:keepNext/>
+      </w:pPr>
+      <w:r>
+        <w:t>8.1 Conexão e tópicos</w:t>
+      </w:r>
+    </w:p>
+    <w:tbl>
+      <w:tblPr>
+        <w:tblStyle w:val="TableGrid"/>
+        <w:tblW w:type="dxa" w:w="9360"/>
+        <w:jc w:val="left"/>
+        <w:tblLayout w:type="fixed"/>
+        <w:tblLook w:firstColumn="1" w:firstRow="1" w:lastColumn="0" w:lastRow="0" w:noHBand="0" w:noVBand="1" w:val="04A0"/>
+        <w:tblInd w:w="120" w:type="dxa"/>
+      </w:tblPr>
+      <w:tblGrid>
+        <w:gridCol w:w="900"/>
+        <w:gridCol w:w="7050"/>
+        <w:gridCol w:w="1410"/>
+      </w:tblGrid>
+      <w:tr>
+        <w:trPr>
+          <w:tblHeader w:val="true"/>
+        </w:trPr>
+        <w:tc>
+          <w:tcPr>
+            <w:tcW w:type="dxa" w:w="900"/>
+            <w:vAlign w:val="center"/>
+            <w:tcMar>
+              <w:top w:w="80" w:type="dxa"/>
+              <w:start w:w="120" w:type="dxa"/>
+              <w:bottom w:w="80" w:type="dxa"/>
+              <w:end w:w="120" w:type="dxa"/>
+            </w:tcMar>
+            <w:shd w:fill="E8EEF5"/>
+          </w:tcPr>
+          <w:p>
+            <w:pPr>
+              <w:spacing w:after="0"/>
+            </w:pPr>
+            <w:r>
+              <w:rPr>
+                <w:rFonts w:ascii="Calibri" w:hAnsi="Calibri"/>
+                <w:b/>
+                <w:color w:val="0B2545"/>
+                <w:sz w:val="19"/>
+              </w:rPr>
+              <w:t>ID</w:t>
+            </w:r>
+          </w:p>
+        </w:tc>
+        <w:tc>
+          <w:tcPr>
+            <w:tcW w:type="dxa" w:w="7050"/>
+            <w:vAlign w:val="center"/>
+            <w:tcMar>
+              <w:top w:w="80" w:type="dxa"/>
+              <w:start w:w="120" w:type="dxa"/>
+              <w:bottom w:w="80" w:type="dxa"/>
+              <w:end w:w="120" w:type="dxa"/>
+            </w:tcMar>
+            <w:shd w:fill="E8EEF5"/>
+          </w:tcPr>
+          <w:p>
+            <w:pPr>
+              <w:spacing w:after="0"/>
+            </w:pPr>
+            <w:r>
+              <w:rPr>
+                <w:rFonts w:ascii="Calibri" w:hAnsi="Calibri"/>
+                <w:b/>
+                <w:color w:val="0B2545"/>
+                <w:sz w:val="19"/>
+              </w:rPr>
+              <w:t>REQUISITO</w:t>
+            </w:r>
+          </w:p>
+        </w:tc>
+        <w:tc>
+          <w:tcPr>
+            <w:tcW w:type="dxa" w:w="1410"/>
+            <w:vAlign w:val="center"/>
+            <w:tcMar>
+              <w:top w:w="80" w:type="dxa"/>
+              <w:start w:w="120" w:type="dxa"/>
+              <w:bottom w:w="80" w:type="dxa"/>
+              <w:end w:w="120" w:type="dxa"/>
+            </w:tcMar>
+            <w:shd w:fill="E8EEF5"/>
+          </w:tcPr>
+          <w:p>
+            <w:pPr>
+              <w:spacing w:after="0"/>
+            </w:pPr>
+            <w:r>
+              <w:rPr>
+                <w:rFonts w:ascii="Calibri" w:hAnsi="Calibri"/>
+                <w:b/>
+                <w:color w:val="0B2545"/>
+                <w:sz w:val="19"/>
+              </w:rPr>
+              <w:t>PRIORIDADE</w:t>
+            </w:r>
+          </w:p>
+        </w:tc>
+      </w:tr>
+      <w:tr>
+        <w:tc>
+          <w:tcPr>
+            <w:tcW w:type="dxa" w:w="900"/>
+          </w:tcPr>
+          <w:p>
+            <w:pPr>
+              <w:spacing w:after="0" w:line="252" w:lineRule="auto"/>
+            </w:pPr>
+            <w:r>
+              <w:rPr>
+                <w:rFonts w:ascii="Calibri" w:hAnsi="Calibri"/>
+                <w:sz w:val="18"/>
+              </w:rPr>
+              <w:t>RF-40</w:t>
+            </w:r>
+          </w:p>
+        </w:tc>
+        <w:tc>
+          <w:tcPr>
+            <w:tcW w:type="dxa" w:w="7050"/>
+          </w:tcPr>
+          <w:p>
+            <w:pPr>
+              <w:spacing w:after="0" w:line="252" w:lineRule="auto"/>
+            </w:pPr>
+            <w:r>
+              <w:rPr>
+                <w:rFonts w:ascii="Calibri" w:hAnsi="Calibri"/>
+                <w:sz w:val="18"/>
+              </w:rPr>
+              <w:t>O firmware deve permitir configurar SSID, senha Wi-Fi, endereço/porta do broker MQTT, credenciais, ID do dispositivo e prefixo de tópicos.</w:t>
+            </w:r>
+          </w:p>
+        </w:tc>
+        <w:tc>
+          <w:tcPr>
+            <w:tcW w:type="dxa" w:w="1410"/>
+          </w:tcPr>
+          <w:p>
+            <w:pPr>
+              <w:spacing w:after="0" w:line="252" w:lineRule="auto"/>
+            </w:pPr>
+            <w:r>
+              <w:rPr>
+                <w:rFonts w:ascii="Calibri" w:hAnsi="Calibri"/>
+                <w:sz w:val="18"/>
+              </w:rPr>
+              <w:t>Alta</w:t>
+            </w:r>
+          </w:p>
+        </w:tc>
+      </w:tr>
+      <w:tr>
+        <w:tc>
+          <w:tcPr>
+            <w:tcW w:type="dxa" w:w="900"/>
+            <w:shd w:fill="FAFBFC"/>
+          </w:tcPr>
+          <w:p>
+            <w:pPr>
+              <w:spacing w:after="0" w:line="252" w:lineRule="auto"/>
+            </w:pPr>
+            <w:r>
+              <w:rPr>
+                <w:rFonts w:ascii="Calibri" w:hAnsi="Calibri"/>
+                <w:sz w:val="18"/>
+              </w:rPr>
+              <w:t>RF-41</w:t>
+            </w:r>
+          </w:p>
+        </w:tc>
+        <w:tc>
+          <w:tcPr>
+            <w:tcW w:type="dxa" w:w="7050"/>
+            <w:shd w:fill="FAFBFC"/>
+          </w:tcPr>
+          <w:p>
+            <w:pPr>
+              <w:spacing w:after="0" w:line="252" w:lineRule="auto"/>
+            </w:pPr>
+            <w:r>
+              <w:rPr>
+                <w:rFonts w:ascii="Calibri" w:hAnsi="Calibri"/>
+                <w:sz w:val="18"/>
+              </w:rPr>
+              <w:t>A conexão MQTT deve usar TLS quando o broker estiver configurado para conexão segura; certificados ou fingerprint devem ser persistidos de forma protegida.</w:t>
+            </w:r>
+          </w:p>
+        </w:tc>
+        <w:tc>
+          <w:tcPr>
+            <w:tcW w:type="dxa" w:w="1410"/>
+            <w:shd w:fill="FAFBFC"/>
+          </w:tcPr>
+          <w:p>
+            <w:pPr>
+              <w:spacing w:after="0" w:line="252" w:lineRule="auto"/>
+            </w:pPr>
+            <w:r>
+              <w:rPr>
+                <w:rFonts w:ascii="Calibri" w:hAnsi="Calibri"/>
+                <w:sz w:val="18"/>
+              </w:rPr>
+              <w:t>Alta</w:t>
+            </w:r>
+          </w:p>
+        </w:tc>
+      </w:tr>
+      <w:tr>
+        <w:tc>
+          <w:tcPr>
+            <w:tcW w:type="dxa" w:w="900"/>
+          </w:tcPr>
+          <w:p>
+            <w:pPr>
+              <w:spacing w:after="0" w:line="252" w:lineRule="auto"/>
+            </w:pPr>
+            <w:r>
+              <w:rPr>
+                <w:rFonts w:ascii="Calibri" w:hAnsi="Calibri"/>
+                <w:sz w:val="18"/>
+              </w:rPr>
+              <w:t>RF-42</w:t>
+            </w:r>
+          </w:p>
+        </w:tc>
+        <w:tc>
+          <w:tcPr>
+            <w:tcW w:type="dxa" w:w="7050"/>
+          </w:tcPr>
+          <w:p>
+            <w:pPr>
+              <w:spacing w:after="0" w:line="252" w:lineRule="auto"/>
+            </w:pPr>
+            <w:r>
+              <w:rPr>
+                <w:rFonts w:ascii="Calibri" w:hAnsi="Calibri"/>
+                <w:sz w:val="18"/>
+              </w:rPr>
+              <w:t>O dispositivo deve publicar disponibilidade via mensagem de nascimento e testamento (LWT), indicando online/offline.</w:t>
+            </w:r>
+          </w:p>
+        </w:tc>
+        <w:tc>
+          <w:tcPr>
+            <w:tcW w:type="dxa" w:w="1410"/>
+          </w:tcPr>
+          <w:p>
+            <w:pPr>
+              <w:spacing w:after="0" w:line="252" w:lineRule="auto"/>
+            </w:pPr>
+            <w:r>
+              <w:rPr>
+                <w:rFonts w:ascii="Calibri" w:hAnsi="Calibri"/>
+                <w:sz w:val="18"/>
+              </w:rPr>
+              <w:t>Alta</w:t>
+            </w:r>
+          </w:p>
+        </w:tc>
+      </w:tr>
+      <w:tr>
+        <w:tc>
+          <w:tcPr>
+            <w:tcW w:type="dxa" w:w="900"/>
+            <w:shd w:fill="FAFBFC"/>
+          </w:tcPr>
+          <w:p>
+            <w:pPr>
+              <w:spacing w:after="0" w:line="252" w:lineRule="auto"/>
+            </w:pPr>
+            <w:r>
+              <w:rPr>
+                <w:rFonts w:ascii="Calibri" w:hAnsi="Calibri"/>
+                <w:sz w:val="18"/>
+              </w:rPr>
+              <w:t>RF-43</w:t>
+            </w:r>
+          </w:p>
+        </w:tc>
+        <w:tc>
+          <w:tcPr>
+            <w:tcW w:type="dxa" w:w="7050"/>
+            <w:shd w:fill="FAFBFC"/>
+          </w:tcPr>
+          <w:p>
+            <w:pPr>
+              <w:spacing w:after="0" w:line="252" w:lineRule="auto"/>
+            </w:pPr>
+            <w:r>
+              <w:rPr>
+                <w:rFonts w:ascii="Calibri" w:hAnsi="Calibri"/>
+                <w:sz w:val="18"/>
+              </w:rPr>
+              <w:t>O firmware deve reconectar automaticamente ao Wi-Fi e ao broker com retentativas progressivas, sem bloquear a lógica local de controle.</w:t>
+            </w:r>
+          </w:p>
+        </w:tc>
+        <w:tc>
+          <w:tcPr>
+            <w:tcW w:type="dxa" w:w="1410"/>
+            <w:shd w:fill="FAFBFC"/>
+          </w:tcPr>
+          <w:p>
+            <w:pPr>
+              <w:spacing w:after="0" w:line="252" w:lineRule="auto"/>
+            </w:pPr>
+            <w:r>
+              <w:rPr>
+                <w:rFonts w:ascii="Calibri" w:hAnsi="Calibri"/>
+                <w:sz w:val="18"/>
+              </w:rPr>
+              <w:t>Alta</w:t>
+            </w:r>
+          </w:p>
+        </w:tc>
+      </w:tr>
+      <w:tr>
+        <w:tc>
+          <w:tcPr>
+            <w:tcW w:type="dxa" w:w="900"/>
+          </w:tcPr>
+          <w:p>
+            <w:pPr>
+              <w:spacing w:after="0" w:line="252" w:lineRule="auto"/>
+            </w:pPr>
+            <w:r>
+              <w:rPr>
+                <w:rFonts w:ascii="Calibri" w:hAnsi="Calibri"/>
+                <w:sz w:val="18"/>
+              </w:rPr>
+              <w:t>RF-44</w:t>
+            </w:r>
+          </w:p>
+        </w:tc>
+        <w:tc>
+          <w:tcPr>
+            <w:tcW w:type="dxa" w:w="7050"/>
+          </w:tcPr>
+          <w:p>
+            <w:pPr>
+              <w:spacing w:after="0" w:line="252" w:lineRule="auto"/>
+            </w:pPr>
+            <w:r>
+              <w:rPr>
+                <w:rFonts w:ascii="Calibri" w:hAnsi="Calibri"/>
+                <w:sz w:val="18"/>
+              </w:rPr>
+              <w:t>A ausência de conexão MQTT não deve interromper a automação local nem impedir comandos pelos botões e chaves.</w:t>
+            </w:r>
+          </w:p>
+        </w:tc>
+        <w:tc>
+          <w:tcPr>
+            <w:tcW w:type="dxa" w:w="1410"/>
+          </w:tcPr>
+          <w:p>
+            <w:pPr>
+              <w:spacing w:after="0" w:line="252" w:lineRule="auto"/>
+            </w:pPr>
+            <w:r>
+              <w:rPr>
+                <w:rFonts w:ascii="Calibri" w:hAnsi="Calibri"/>
+                <w:sz w:val="18"/>
+              </w:rPr>
+              <w:t>Alta</w:t>
+            </w:r>
+          </w:p>
+        </w:tc>
+      </w:tr>
+    </w:tbl>
+    <w:p>
+      <w:pPr>
+        <w:spacing w:after="0"/>
+      </w:pPr>
+    </w:p>
+    <w:p>
+      <w:pPr>
+        <w:pStyle w:val="Heading2"/>
+        <w:keepNext/>
+      </w:pPr>
+      <w:r>
+        <w:t>8.2 Telemetria publicada</w:t>
+      </w:r>
+    </w:p>
+    <w:tbl>
+      <w:tblPr>
+        <w:tblStyle w:val="TableGrid"/>
+        <w:tblW w:type="dxa" w:w="9360"/>
+        <w:jc w:val="left"/>
+        <w:tblLayout w:type="fixed"/>
+        <w:tblLook w:firstColumn="1" w:firstRow="1" w:lastColumn="0" w:lastRow="0" w:noHBand="0" w:noVBand="1" w:val="04A0"/>
+        <w:tblInd w:w="120" w:type="dxa"/>
+      </w:tblPr>
+      <w:tblGrid>
+        <w:gridCol w:w="3150"/>
+        <w:gridCol w:w="900"/>
+        <w:gridCol w:w="5310"/>
+      </w:tblGrid>
+      <w:tr>
+        <w:trPr>
+          <w:tblHeader w:val="true"/>
+        </w:trPr>
+        <w:tc>
+          <w:tcPr>
+            <w:tcW w:type="dxa" w:w="3150"/>
+            <w:vAlign w:val="center"/>
+            <w:tcMar>
+              <w:top w:w="80" w:type="dxa"/>
+              <w:start w:w="120" w:type="dxa"/>
+              <w:bottom w:w="80" w:type="dxa"/>
+              <w:end w:w="120" w:type="dxa"/>
+            </w:tcMar>
+            <w:shd w:fill="E8EEF5"/>
+          </w:tcPr>
+          <w:p>
+            <w:pPr>
+              <w:spacing w:after="0"/>
+            </w:pPr>
+            <w:r>
+              <w:rPr>
+                <w:rFonts w:ascii="Calibri" w:hAnsi="Calibri"/>
+                <w:b/>
+                <w:color w:val="0B2545"/>
+                <w:sz w:val="19"/>
+              </w:rPr>
+              <w:t>TÓPICO RELATIVO</w:t>
+            </w:r>
+          </w:p>
+        </w:tc>
+        <w:tc>
+          <w:tcPr>
+            <w:tcW w:type="dxa" w:w="900"/>
+            <w:vAlign w:val="center"/>
+            <w:tcMar>
+              <w:top w:w="80" w:type="dxa"/>
+              <w:start w:w="120" w:type="dxa"/>
+              <w:bottom w:w="80" w:type="dxa"/>
+              <w:end w:w="120" w:type="dxa"/>
+            </w:tcMar>
+            <w:shd w:fill="E8EEF5"/>
+          </w:tcPr>
+          <w:p>
+            <w:pPr>
+              <w:spacing w:after="0"/>
+            </w:pPr>
+            <w:r>
+              <w:rPr>
+                <w:rFonts w:ascii="Calibri" w:hAnsi="Calibri"/>
+                <w:b/>
+                <w:color w:val="0B2545"/>
+                <w:sz w:val="19"/>
+              </w:rPr>
+              <w:t>RETAIN</w:t>
+            </w:r>
+          </w:p>
+        </w:tc>
+        <w:tc>
+          <w:tcPr>
+            <w:tcW w:type="dxa" w:w="5310"/>
+            <w:vAlign w:val="center"/>
+            <w:tcMar>
+              <w:top w:w="80" w:type="dxa"/>
+              <w:start w:w="120" w:type="dxa"/>
+              <w:bottom w:w="80" w:type="dxa"/>
+              <w:end w:w="120" w:type="dxa"/>
+            </w:tcMar>
+            <w:shd w:fill="E8EEF5"/>
+          </w:tcPr>
+          <w:p>
+            <w:pPr>
+              <w:spacing w:after="0"/>
+            </w:pPr>
+            <w:r>
+              <w:rPr>
+                <w:rFonts w:ascii="Calibri" w:hAnsi="Calibri"/>
+                <w:b/>
+                <w:color w:val="0B2545"/>
+                <w:sz w:val="19"/>
+              </w:rPr>
+              <w:t>CONTEÚDO MÍNIMO</w:t>
+            </w:r>
+          </w:p>
+        </w:tc>
+      </w:tr>
+      <w:tr>
+        <w:tc>
+          <w:tcPr>
+            <w:tcW w:type="dxa" w:w="3150"/>
+          </w:tcPr>
+          <w:p>
+            <w:pPr>
+              <w:spacing w:after="0" w:line="252" w:lineRule="auto"/>
+            </w:pPr>
+            <w:r>
+              <w:rPr>
+                <w:rFonts w:ascii="Calibri" w:hAnsi="Calibri"/>
+                <w:sz w:val="18"/>
+              </w:rPr>
+              <w:t>aquabox/{id}/status</w:t>
+            </w:r>
+          </w:p>
+        </w:tc>
+        <w:tc>
+          <w:tcPr>
+            <w:tcW w:type="dxa" w:w="900"/>
+          </w:tcPr>
+          <w:p>
+            <w:pPr>
+              <w:spacing w:after="0" w:line="252" w:lineRule="auto"/>
+            </w:pPr>
+            <w:r>
+              <w:rPr>
+                <w:rFonts w:ascii="Calibri" w:hAnsi="Calibri"/>
+                <w:sz w:val="18"/>
+              </w:rPr>
+              <w:t>Sim</w:t>
+            </w:r>
+          </w:p>
+        </w:tc>
+        <w:tc>
+          <w:tcPr>
+            <w:tcW w:type="dxa" w:w="5310"/>
+          </w:tcPr>
+          <w:p>
+            <w:pPr>
+              <w:spacing w:after="0" w:line="252" w:lineRule="auto"/>
+            </w:pPr>
+            <w:r>
+              <w:rPr>
+                <w:rFonts w:ascii="Calibri" w:hAnsi="Calibri"/>
+                <w:sz w:val="18"/>
+              </w:rPr>
+              <w:t>Disponibilidade, modo Manual/Automático, versão, RSSI, hora, estado da bomba e alarmes ativos.</w:t>
+            </w:r>
+          </w:p>
+        </w:tc>
+      </w:tr>
+      <w:tr>
+        <w:tc>
+          <w:tcPr>
+            <w:tcW w:type="dxa" w:w="3150"/>
+            <w:shd w:fill="FAFBFC"/>
+          </w:tcPr>
+          <w:p>
+            <w:pPr>
+              <w:spacing w:after="0" w:line="252" w:lineRule="auto"/>
+            </w:pPr>
+            <w:r>
+              <w:rPr>
+                <w:rFonts w:ascii="Calibri" w:hAnsi="Calibri"/>
+                <w:sz w:val="18"/>
+              </w:rPr>
+              <w:t>aquabox/{id}/telemetry</w:t>
+            </w:r>
+          </w:p>
+        </w:tc>
+        <w:tc>
+          <w:tcPr>
+            <w:tcW w:type="dxa" w:w="900"/>
+            <w:shd w:fill="FAFBFC"/>
+          </w:tcPr>
+          <w:p>
+            <w:pPr>
+              <w:spacing w:after="0" w:line="252" w:lineRule="auto"/>
+            </w:pPr>
+            <w:r>
+              <w:rPr>
+                <w:rFonts w:ascii="Calibri" w:hAnsi="Calibri"/>
+                <w:sz w:val="18"/>
+              </w:rPr>
+              <w:t>Não</w:t>
+            </w:r>
+          </w:p>
+        </w:tc>
+        <w:tc>
+          <w:tcPr>
+            <w:tcW w:type="dxa" w:w="5310"/>
+            <w:shd w:fill="FAFBFC"/>
+          </w:tcPr>
+          <w:p>
+            <w:pPr>
+              <w:spacing w:after="0" w:line="252" w:lineRule="auto"/>
+            </w:pPr>
+            <w:r>
+              <w:rPr>
+                <w:rFonts w:ascii="Calibri" w:hAnsi="Calibri"/>
+                <w:sz w:val="18"/>
+              </w:rPr>
+              <w:t>Leituras de nível baixo/alto, estado das solenoides, fluxo, vazão, totalizador, ciclo ativo e tempo restante.</w:t>
+            </w:r>
+          </w:p>
+        </w:tc>
+      </w:tr>
+      <w:tr>
+        <w:tc>
+          <w:tcPr>
+            <w:tcW w:type="dxa" w:w="3150"/>
+          </w:tcPr>
+          <w:p>
+            <w:pPr>
+              <w:spacing w:after="0" w:line="252" w:lineRule="auto"/>
+            </w:pPr>
+            <w:r>
+              <w:rPr>
+                <w:rFonts w:ascii="Calibri" w:hAnsi="Calibri"/>
+                <w:sz w:val="18"/>
+              </w:rPr>
+              <w:t>aquabox/{id}/event</w:t>
+            </w:r>
+          </w:p>
+        </w:tc>
+        <w:tc>
+          <w:tcPr>
+            <w:tcW w:type="dxa" w:w="900"/>
+          </w:tcPr>
+          <w:p>
+            <w:pPr>
+              <w:spacing w:after="0" w:line="252" w:lineRule="auto"/>
+            </w:pPr>
+            <w:r>
+              <w:rPr>
+                <w:rFonts w:ascii="Calibri" w:hAnsi="Calibri"/>
+                <w:sz w:val="18"/>
+              </w:rPr>
+              <w:t>Não</w:t>
+            </w:r>
+          </w:p>
+        </w:tc>
+        <w:tc>
+          <w:tcPr>
+            <w:tcW w:type="dxa" w:w="5310"/>
+          </w:tcPr>
+          <w:p>
+            <w:pPr>
+              <w:spacing w:after="0" w:line="252" w:lineRule="auto"/>
+            </w:pPr>
+            <w:r>
+              <w:rPr>
+                <w:rFonts w:ascii="Calibri" w:hAnsi="Calibri"/>
+                <w:sz w:val="18"/>
+              </w:rPr>
+              <w:t>Inicialização, mudanças de modo, início/fim de ciclo, comandos recebidos, falhas e reconhecimentos.</w:t>
+            </w:r>
+          </w:p>
+        </w:tc>
+      </w:tr>
+      <w:tr>
+        <w:tc>
+          <w:tcPr>
+            <w:tcW w:type="dxa" w:w="3150"/>
+            <w:shd w:fill="FAFBFC"/>
+          </w:tcPr>
+          <w:p>
+            <w:pPr>
+              <w:spacing w:after="0" w:line="252" w:lineRule="auto"/>
+            </w:pPr>
+            <w:r>
+              <w:rPr>
+                <w:rFonts w:ascii="Calibri" w:hAnsi="Calibri"/>
+                <w:sz w:val="18"/>
+              </w:rPr>
+              <w:t>aquabox/{id}/config</w:t>
+            </w:r>
+          </w:p>
+        </w:tc>
+        <w:tc>
+          <w:tcPr>
+            <w:tcW w:type="dxa" w:w="900"/>
+            <w:shd w:fill="FAFBFC"/>
+          </w:tcPr>
+          <w:p>
+            <w:pPr>
+              <w:spacing w:after="0" w:line="252" w:lineRule="auto"/>
+            </w:pPr>
+            <w:r>
+              <w:rPr>
+                <w:rFonts w:ascii="Calibri" w:hAnsi="Calibri"/>
+                <w:sz w:val="18"/>
+              </w:rPr>
+              <w:t>Não</w:t>
+            </w:r>
+          </w:p>
+        </w:tc>
+        <w:tc>
+          <w:tcPr>
+            <w:tcW w:type="dxa" w:w="5310"/>
+            <w:shd w:fill="FAFBFC"/>
+          </w:tcPr>
+          <w:p>
+            <w:pPr>
+              <w:spacing w:after="0" w:line="252" w:lineRule="auto"/>
+            </w:pPr>
+            <w:r>
+              <w:rPr>
+                <w:rFonts w:ascii="Calibri" w:hAnsi="Calibri"/>
+                <w:sz w:val="18"/>
+              </w:rPr>
+              <w:t>Resposta de leitura de configuração não sigilosa e confirmação de atualização aceita/rejeitada.</w:t>
+            </w:r>
+          </w:p>
+        </w:tc>
+      </w:tr>
+    </w:tbl>
+    <w:p>
+      <w:pPr>
+        <w:spacing w:after="0"/>
+      </w:pPr>
+    </w:p>
+    <w:p>
+      <w:pPr>
+        <w:pStyle w:val="Heading2"/>
+        <w:keepNext/>
+      </w:pPr>
+      <w:r>
+        <w:t>8.3 Comandos remotos e segurança</w:t>
+      </w:r>
+    </w:p>
+    <w:tbl>
+      <w:tblPr>
+        <w:tblStyle w:val="TableGrid"/>
+        <w:tblW w:type="dxa" w:w="9360"/>
+        <w:jc w:val="left"/>
+        <w:tblLayout w:type="fixed"/>
+        <w:tblLook w:firstColumn="1" w:firstRow="1" w:lastColumn="0" w:lastRow="0" w:noHBand="0" w:noVBand="1" w:val="04A0"/>
+        <w:tblInd w:w="120" w:type="dxa"/>
+      </w:tblPr>
+      <w:tblGrid>
+        <w:gridCol w:w="900"/>
+        <w:gridCol w:w="7050"/>
+        <w:gridCol w:w="1410"/>
+      </w:tblGrid>
+      <w:tr>
+        <w:trPr>
+          <w:tblHeader w:val="true"/>
+        </w:trPr>
+        <w:tc>
+          <w:tcPr>
+            <w:tcW w:type="dxa" w:w="900"/>
+            <w:vAlign w:val="center"/>
+            <w:tcMar>
+              <w:top w:w="80" w:type="dxa"/>
+              <w:start w:w="120" w:type="dxa"/>
+              <w:bottom w:w="80" w:type="dxa"/>
+              <w:end w:w="120" w:type="dxa"/>
+            </w:tcMar>
+            <w:shd w:fill="E8EEF5"/>
+          </w:tcPr>
+          <w:p>
+            <w:pPr>
+              <w:spacing w:after="0"/>
+            </w:pPr>
+            <w:r>
+              <w:rPr>
+                <w:rFonts w:ascii="Calibri" w:hAnsi="Calibri"/>
+                <w:b/>
+                <w:color w:val="0B2545"/>
+                <w:sz w:val="19"/>
+              </w:rPr>
+              <w:t>ID</w:t>
+            </w:r>
+          </w:p>
+        </w:tc>
+        <w:tc>
+          <w:tcPr>
+            <w:tcW w:type="dxa" w:w="7050"/>
+            <w:vAlign w:val="center"/>
+            <w:tcMar>
+              <w:top w:w="80" w:type="dxa"/>
+              <w:start w:w="120" w:type="dxa"/>
+              <w:bottom w:w="80" w:type="dxa"/>
+              <w:end w:w="120" w:type="dxa"/>
+            </w:tcMar>
+            <w:shd w:fill="E8EEF5"/>
+          </w:tcPr>
+          <w:p>
+            <w:pPr>
+              <w:spacing w:after="0"/>
+            </w:pPr>
+            <w:r>
+              <w:rPr>
+                <w:rFonts w:ascii="Calibri" w:hAnsi="Calibri"/>
+                <w:b/>
+                <w:color w:val="0B2545"/>
+                <w:sz w:val="19"/>
+              </w:rPr>
+              <w:t>REQUISITO</w:t>
+            </w:r>
+          </w:p>
+        </w:tc>
+        <w:tc>
+          <w:tcPr>
+            <w:tcW w:type="dxa" w:w="1410"/>
+            <w:vAlign w:val="center"/>
+            <w:tcMar>
+              <w:top w:w="80" w:type="dxa"/>
+              <w:start w:w="120" w:type="dxa"/>
+              <w:bottom w:w="80" w:type="dxa"/>
+              <w:end w:w="120" w:type="dxa"/>
+            </w:tcMar>
+            <w:shd w:fill="E8EEF5"/>
+          </w:tcPr>
+          <w:p>
+            <w:pPr>
+              <w:spacing w:after="0"/>
+            </w:pPr>
+            <w:r>
+              <w:rPr>
+                <w:rFonts w:ascii="Calibri" w:hAnsi="Calibri"/>
+                <w:b/>
+                <w:color w:val="0B2545"/>
+                <w:sz w:val="19"/>
+              </w:rPr>
+              <w:t>PRIORIDADE</w:t>
+            </w:r>
+          </w:p>
+        </w:tc>
+      </w:tr>
+      <w:tr>
+        <w:tc>
+          <w:tcPr>
+            <w:tcW w:type="dxa" w:w="900"/>
+          </w:tcPr>
+          <w:p>
+            <w:pPr>
+              <w:spacing w:after="0" w:line="252" w:lineRule="auto"/>
+            </w:pPr>
+            <w:r>
+              <w:rPr>
+                <w:rFonts w:ascii="Calibri" w:hAnsi="Calibri"/>
+                <w:sz w:val="18"/>
+              </w:rPr>
+              <w:t>RF-45</w:t>
+            </w:r>
+          </w:p>
+        </w:tc>
+        <w:tc>
+          <w:tcPr>
+            <w:tcW w:type="dxa" w:w="7050"/>
+          </w:tcPr>
+          <w:p>
+            <w:pPr>
+              <w:spacing w:after="0" w:line="252" w:lineRule="auto"/>
+            </w:pPr>
+            <w:r>
+              <w:rPr>
+                <w:rFonts w:ascii="Calibri" w:hAnsi="Calibri"/>
+                <w:sz w:val="18"/>
+              </w:rPr>
+              <w:t>O firmware deve assinar apenas o tópico aquabox/{id}/command e validar o formato, versão, ID de correlação, timestamp e prazo de expiração de cada comando.</w:t>
+            </w:r>
+          </w:p>
+        </w:tc>
+        <w:tc>
+          <w:tcPr>
+            <w:tcW w:type="dxa" w:w="1410"/>
+          </w:tcPr>
+          <w:p>
+            <w:pPr>
+              <w:spacing w:after="0" w:line="252" w:lineRule="auto"/>
+            </w:pPr>
+            <w:r>
+              <w:rPr>
+                <w:rFonts w:ascii="Calibri" w:hAnsi="Calibri"/>
+                <w:sz w:val="18"/>
+              </w:rPr>
+              <w:t>Alta</w:t>
+            </w:r>
+          </w:p>
+        </w:tc>
+      </w:tr>
+      <w:tr>
+        <w:tc>
+          <w:tcPr>
+            <w:tcW w:type="dxa" w:w="900"/>
+            <w:shd w:fill="FAFBFC"/>
+          </w:tcPr>
+          <w:p>
+            <w:pPr>
+              <w:spacing w:after="0" w:line="252" w:lineRule="auto"/>
+            </w:pPr>
+            <w:r>
+              <w:rPr>
+                <w:rFonts w:ascii="Calibri" w:hAnsi="Calibri"/>
+                <w:sz w:val="18"/>
+              </w:rPr>
+              <w:t>RF-46</w:t>
+            </w:r>
+          </w:p>
+        </w:tc>
+        <w:tc>
+          <w:tcPr>
+            <w:tcW w:type="dxa" w:w="7050"/>
+            <w:shd w:fill="FAFBFC"/>
+          </w:tcPr>
+          <w:p>
+            <w:pPr>
+              <w:spacing w:after="0" w:line="252" w:lineRule="auto"/>
+            </w:pPr>
+            <w:r>
+              <w:rPr>
+                <w:rFonts w:ascii="Calibri" w:hAnsi="Calibri"/>
+                <w:sz w:val="18"/>
+              </w:rPr>
+              <w:t>Cada comando deve retornar confirmação no tópico aquabox/{id}/response com ID de correlação, resultado, motivo de recusa e estado final observado.</w:t>
+            </w:r>
+          </w:p>
+        </w:tc>
+        <w:tc>
+          <w:tcPr>
+            <w:tcW w:type="dxa" w:w="1410"/>
+            <w:shd w:fill="FAFBFC"/>
+          </w:tcPr>
+          <w:p>
+            <w:pPr>
+              <w:spacing w:after="0" w:line="252" w:lineRule="auto"/>
+            </w:pPr>
+            <w:r>
+              <w:rPr>
+                <w:rFonts w:ascii="Calibri" w:hAnsi="Calibri"/>
+                <w:sz w:val="18"/>
+              </w:rPr>
+              <w:t>Alta</w:t>
+            </w:r>
+          </w:p>
+        </w:tc>
+      </w:tr>
+      <w:tr>
+        <w:tc>
+          <w:tcPr>
+            <w:tcW w:type="dxa" w:w="900"/>
+          </w:tcPr>
+          <w:p>
+            <w:pPr>
+              <w:spacing w:after="0" w:line="252" w:lineRule="auto"/>
+            </w:pPr>
+            <w:r>
+              <w:rPr>
+                <w:rFonts w:ascii="Calibri" w:hAnsi="Calibri"/>
+                <w:sz w:val="18"/>
+              </w:rPr>
+              <w:t>RF-47</w:t>
+            </w:r>
+          </w:p>
+        </w:tc>
+        <w:tc>
+          <w:tcPr>
+            <w:tcW w:type="dxa" w:w="7050"/>
+          </w:tcPr>
+          <w:p>
+            <w:pPr>
+              <w:spacing w:after="0" w:line="252" w:lineRule="auto"/>
+            </w:pPr>
+            <w:r>
+              <w:rPr>
+                <w:rFonts w:ascii="Calibri" w:hAnsi="Calibri"/>
+                <w:sz w:val="18"/>
+              </w:rPr>
+              <w:t>Comandos remotos permitidos: leitura de estado/configuração, atualização de agenda/parâmetros não críticos, iniciar/parar irrigação e reconhecer alarme não crítico.</w:t>
+            </w:r>
+          </w:p>
+        </w:tc>
+        <w:tc>
+          <w:tcPr>
+            <w:tcW w:type="dxa" w:w="1410"/>
+          </w:tcPr>
+          <w:p>
+            <w:pPr>
+              <w:spacing w:after="0" w:line="252" w:lineRule="auto"/>
+            </w:pPr>
+            <w:r>
+              <w:rPr>
+                <w:rFonts w:ascii="Calibri" w:hAnsi="Calibri"/>
+                <w:sz w:val="18"/>
+              </w:rPr>
+              <w:t>Alta</w:t>
+            </w:r>
+          </w:p>
+        </w:tc>
+      </w:tr>
+      <w:tr>
+        <w:tc>
+          <w:tcPr>
+            <w:tcW w:type="dxa" w:w="900"/>
+            <w:shd w:fill="FAFBFC"/>
+          </w:tcPr>
+          <w:p>
+            <w:pPr>
+              <w:spacing w:after="0" w:line="252" w:lineRule="auto"/>
+            </w:pPr>
+            <w:r>
+              <w:rPr>
+                <w:rFonts w:ascii="Calibri" w:hAnsi="Calibri"/>
+                <w:sz w:val="18"/>
+              </w:rPr>
+              <w:t>RF-48</w:t>
+            </w:r>
+          </w:p>
+        </w:tc>
+        <w:tc>
+          <w:tcPr>
+            <w:tcW w:type="dxa" w:w="7050"/>
+            <w:shd w:fill="FAFBFC"/>
+          </w:tcPr>
+          <w:p>
+            <w:pPr>
+              <w:spacing w:after="0" w:line="252" w:lineRule="auto"/>
+            </w:pPr>
+            <w:r>
+              <w:rPr>
+                <w:rFonts w:ascii="Calibri" w:hAnsi="Calibri"/>
+                <w:sz w:val="18"/>
+              </w:rPr>
+              <w:t>Comandos remotos que acionem bomba ou solenoide devem ser aceitos somente com a chave em Automático, sem alarme bloqueante, com intertravamentos satisfeitos e duração limitada configurável.</w:t>
+            </w:r>
+          </w:p>
+        </w:tc>
+        <w:tc>
+          <w:tcPr>
+            <w:tcW w:type="dxa" w:w="1410"/>
+            <w:shd w:fill="FAFBFC"/>
+          </w:tcPr>
+          <w:p>
+            <w:pPr>
+              <w:spacing w:after="0" w:line="252" w:lineRule="auto"/>
+            </w:pPr>
+            <w:r>
+              <w:rPr>
+                <w:rFonts w:ascii="Calibri" w:hAnsi="Calibri"/>
+                <w:sz w:val="18"/>
+              </w:rPr>
+              <w:t>Alta</w:t>
+            </w:r>
+          </w:p>
+        </w:tc>
+      </w:tr>
+      <w:tr>
+        <w:tc>
+          <w:tcPr>
+            <w:tcW w:type="dxa" w:w="900"/>
+          </w:tcPr>
+          <w:p>
+            <w:pPr>
+              <w:spacing w:after="0" w:line="252" w:lineRule="auto"/>
+            </w:pPr>
+            <w:r>
+              <w:rPr>
+                <w:rFonts w:ascii="Calibri" w:hAnsi="Calibri"/>
+                <w:sz w:val="18"/>
+              </w:rPr>
+              <w:t>RF-49</w:t>
+            </w:r>
+          </w:p>
+        </w:tc>
+        <w:tc>
+          <w:tcPr>
+            <w:tcW w:type="dxa" w:w="7050"/>
+          </w:tcPr>
+          <w:p>
+            <w:pPr>
+              <w:spacing w:after="0" w:line="252" w:lineRule="auto"/>
+            </w:pPr>
+            <w:r>
+              <w:rPr>
+                <w:rFonts w:ascii="Calibri" w:hAnsi="Calibri"/>
+                <w:sz w:val="18"/>
+              </w:rPr>
+              <w:t>Comandos remotos nunca devem alterar o estado da chave Manual/Automático, desabilitar proteção de fluxo, ignorar nível alto ou desbloquear alarmes críticos.</w:t>
+            </w:r>
+          </w:p>
+        </w:tc>
+        <w:tc>
+          <w:tcPr>
+            <w:tcW w:type="dxa" w:w="1410"/>
+          </w:tcPr>
+          <w:p>
+            <w:pPr>
+              <w:spacing w:after="0" w:line="252" w:lineRule="auto"/>
+            </w:pPr>
+            <w:r>
+              <w:rPr>
+                <w:rFonts w:ascii="Calibri" w:hAnsi="Calibri"/>
+                <w:sz w:val="18"/>
+              </w:rPr>
+              <w:t>Alta</w:t>
+            </w:r>
+          </w:p>
+        </w:tc>
+      </w:tr>
+      <w:tr>
+        <w:tc>
+          <w:tcPr>
+            <w:tcW w:type="dxa" w:w="900"/>
+            <w:shd w:fill="FAFBFC"/>
+          </w:tcPr>
+          <w:p>
+            <w:pPr>
+              <w:spacing w:after="0" w:line="252" w:lineRule="auto"/>
+            </w:pPr>
+            <w:r>
+              <w:rPr>
+                <w:rFonts w:ascii="Calibri" w:hAnsi="Calibri"/>
+                <w:sz w:val="18"/>
+              </w:rPr>
+              <w:t>RF-50</w:t>
+            </w:r>
+          </w:p>
+        </w:tc>
+        <w:tc>
+          <w:tcPr>
+            <w:tcW w:type="dxa" w:w="7050"/>
+            <w:shd w:fill="FAFBFC"/>
+          </w:tcPr>
+          <w:p>
+            <w:pPr>
+              <w:spacing w:after="0" w:line="252" w:lineRule="auto"/>
+            </w:pPr>
+            <w:r>
+              <w:rPr>
+                <w:rFonts w:ascii="Calibri" w:hAnsi="Calibri"/>
+                <w:sz w:val="18"/>
+              </w:rPr>
+              <w:t>O firmware deve rejeitar comandos duplicados, expirados, malformados ou de origem não autenticada e registrar a rejeição no log de eventos.</w:t>
+            </w:r>
+          </w:p>
+        </w:tc>
+        <w:tc>
+          <w:tcPr>
+            <w:tcW w:type="dxa" w:w="1410"/>
+            <w:shd w:fill="FAFBFC"/>
+          </w:tcPr>
+          <w:p>
+            <w:pPr>
+              <w:spacing w:after="0" w:line="252" w:lineRule="auto"/>
+            </w:pPr>
+            <w:r>
+              <w:rPr>
+                <w:rFonts w:ascii="Calibri" w:hAnsi="Calibri"/>
+                <w:sz w:val="18"/>
+              </w:rPr>
+              <w:t>Alta</w:t>
+            </w:r>
+          </w:p>
+        </w:tc>
+      </w:tr>
+      <w:tr>
+        <w:tc>
+          <w:tcPr>
+            <w:tcW w:type="dxa" w:w="900"/>
+          </w:tcPr>
+          <w:p>
+            <w:pPr>
+              <w:spacing w:after="0" w:line="252" w:lineRule="auto"/>
+            </w:pPr>
+            <w:r>
+              <w:rPr>
+                <w:rFonts w:ascii="Calibri" w:hAnsi="Calibri"/>
+                <w:sz w:val="18"/>
+              </w:rPr>
+              <w:t>RF-51</w:t>
+            </w:r>
+          </w:p>
+        </w:tc>
+        <w:tc>
+          <w:tcPr>
+            <w:tcW w:type="dxa" w:w="7050"/>
+          </w:tcPr>
+          <w:p>
+            <w:pPr>
+              <w:spacing w:after="0" w:line="252" w:lineRule="auto"/>
+            </w:pPr>
+            <w:r>
+              <w:rPr>
+                <w:rFonts w:ascii="Calibri" w:hAnsi="Calibri"/>
+                <w:sz w:val="18"/>
+              </w:rPr>
+              <w:t>Configurações sigilosas, como senha Wi-Fi, senha MQTT e material de certificado, nunca devem ser publicadas em tópicos MQTT nem exibidas integralmente no display.</w:t>
+            </w:r>
+          </w:p>
+        </w:tc>
+        <w:tc>
+          <w:tcPr>
+            <w:tcW w:type="dxa" w:w="1410"/>
+          </w:tcPr>
+          <w:p>
+            <w:pPr>
+              <w:spacing w:after="0" w:line="252" w:lineRule="auto"/>
+            </w:pPr>
+            <w:r>
+              <w:rPr>
+                <w:rFonts w:ascii="Calibri" w:hAnsi="Calibri"/>
+                <w:sz w:val="18"/>
+              </w:rPr>
+              <w:t>Alta</w:t>
+            </w:r>
+          </w:p>
+        </w:tc>
+      </w:tr>
+    </w:tbl>
+    <w:p>
+      <w:pPr>
+        <w:spacing w:after="0"/>
+      </w:pPr>
+    </w:p>
+    <w:tbl>
+      <w:tblPr>
+        <w:tblW w:type="dxa" w:w="9360"/>
+        <w:jc w:val="left"/>
+        <w:tblLayout w:type="fixed"/>
+        <w:tblLook w:firstColumn="1" w:firstRow="1" w:lastColumn="0" w:lastRow="0" w:noHBand="0" w:noVBand="1" w:val="04A0"/>
+        <w:tblInd w:w="120" w:type="dxa"/>
+      </w:tblPr>
+      <w:tblGrid>
+        <w:gridCol w:w="9360"/>
+      </w:tblGrid>
+      <w:tr>
+        <w:tc>
+          <w:tcPr>
+            <w:tcW w:type="dxa" w:w="9360"/>
+            <w:vAlign w:val="center"/>
+            <w:tcMar>
+              <w:top w:w="80" w:type="dxa"/>
+              <w:start w:w="120" w:type="dxa"/>
+              <w:bottom w:w="80" w:type="dxa"/>
+              <w:end w:w="120" w:type="dxa"/>
+            </w:tcMar>
+            <w:shd w:fill="F4F6F9"/>
+          </w:tcPr>
+          <w:p>
+            <w:pPr>
+              <w:spacing w:after="40"/>
+            </w:pPr>
+            <w:r>
+              <w:rPr>
+                <w:rFonts w:ascii="Calibri" w:hAnsi="Calibri"/>
+                <w:b/>
+                <w:color w:val="1F4D78"/>
+                <w:sz w:val="20"/>
+              </w:rPr>
+              <w:t>EXEMPLO DE COMANDO</w:t>
+            </w:r>
+          </w:p>
+          <w:p>
+            <w:pPr>
+              <w:spacing w:after="0" w:line="264" w:lineRule="auto"/>
+            </w:pPr>
+            <w:r>
+              <w:rPr>
+                <w:rFonts w:ascii="Calibri" w:hAnsi="Calibri"/>
+                <w:sz w:val="20"/>
+              </w:rPr>
+              <w:t>Publicar em aquabox/{id}/command: {"id":"cmd-123","action":"start_irrigation","channel":2,"duration_s":600,"expires_at":"2026-09-02T15:30:00Z"}. A execução depende dos mesmos intertravamentos aplicados localmente.</w:t>
+            </w:r>
+          </w:p>
+        </w:tc>
+      </w:tr>
+    </w:tbl>
+    <w:p>
+      <w:pPr>
+        <w:spacing w:after="0"/>
+      </w:pPr>
+    </w:p>
+    <w:p>
+      <w:pPr>
+        <w:pStyle w:val="Heading1"/>
+        <w:keepNext/>
+      </w:pPr>
+      <w:r>
+        <w:t>10. Requisitos não funcionais</w:t>
       </w:r>
     </w:p>
     <w:tbl>
@@ -5262,6 +7691,118 @@
           </w:p>
         </w:tc>
       </w:tr>
+      <w:tr>
+        <w:tc>
+          <w:tcPr>
+            <w:tcW w:type="dxa" w:w="1200"/>
+            <w:shd w:fill="FAFBFC"/>
+          </w:tcPr>
+          <w:p>
+            <w:pPr>
+              <w:spacing w:after="0" w:line="252" w:lineRule="auto"/>
+            </w:pPr>
+            <w:r>
+              <w:rPr>
+                <w:rFonts w:ascii="Calibri" w:hAnsi="Calibri"/>
+                <w:sz w:val="18"/>
+              </w:rPr>
+              <w:t>RNF-08</w:t>
+            </w:r>
+          </w:p>
+        </w:tc>
+        <w:tc>
+          <w:tcPr>
+            <w:tcW w:type="dxa" w:w="8160"/>
+            <w:shd w:fill="FAFBFC"/>
+          </w:tcPr>
+          <w:p>
+            <w:pPr>
+              <w:spacing w:after="0" w:line="252" w:lineRule="auto"/>
+            </w:pPr>
+            <w:r>
+              <w:rPr>
+                <w:rFonts w:ascii="Calibri" w:hAnsi="Calibri"/>
+                <w:sz w:val="18"/>
+              </w:rPr>
+              <w:t>A telemetria MQTT deve usar payload JSON versionado, com limite de tamanho e taxa de publicação configurável para evitar saturar rede ou broker.</w:t>
+            </w:r>
+          </w:p>
+        </w:tc>
+      </w:tr>
+      <w:tr>
+        <w:tc>
+          <w:tcPr>
+            <w:tcW w:type="dxa" w:w="1200"/>
+          </w:tcPr>
+          <w:p>
+            <w:pPr>
+              <w:spacing w:after="0" w:line="252" w:lineRule="auto"/>
+            </w:pPr>
+            <w:r>
+              <w:rPr>
+                <w:rFonts w:ascii="Calibri" w:hAnsi="Calibri"/>
+                <w:sz w:val="18"/>
+              </w:rPr>
+              <w:t>RNF-09</w:t>
+            </w:r>
+          </w:p>
+        </w:tc>
+        <w:tc>
+          <w:tcPr>
+            <w:tcW w:type="dxa" w:w="8160"/>
+          </w:tcPr>
+          <w:p>
+            <w:pPr>
+              <w:spacing w:after="0" w:line="252" w:lineRule="auto"/>
+            </w:pPr>
+            <w:r>
+              <w:rPr>
+                <w:rFonts w:ascii="Calibri" w:hAnsi="Calibri"/>
+                <w:sz w:val="18"/>
+              </w:rPr>
+              <w:t>Credenciais e parâmetros de rede devem ser armazenados em área não volátil com proteção contra leitura casual e não podem constar em logs.</w:t>
+            </w:r>
+          </w:p>
+        </w:tc>
+      </w:tr>
+      <w:tr>
+        <w:tc>
+          <w:tcPr>
+            <w:tcW w:type="dxa" w:w="1200"/>
+            <w:shd w:fill="FAFBFC"/>
+          </w:tcPr>
+          <w:p>
+            <w:pPr>
+              <w:spacing w:after="0" w:line="252" w:lineRule="auto"/>
+            </w:pPr>
+            <w:r>
+              <w:rPr>
+                <w:rFonts w:ascii="Calibri" w:hAnsi="Calibri"/>
+                <w:sz w:val="18"/>
+              </w:rPr>
+              <w:t>RNF-10</w:t>
+            </w:r>
+          </w:p>
+        </w:tc>
+        <w:tc>
+          <w:tcPr>
+            <w:tcW w:type="dxa" w:w="8160"/>
+            <w:shd w:fill="FAFBFC"/>
+          </w:tcPr>
+          <w:p>
+            <w:pPr>
+              <w:spacing w:after="0" w:line="252" w:lineRule="auto"/>
+            </w:pPr>
+            <w:r>
+              <w:rPr>
+                <w:rFonts w:ascii="Calibri" w:hAnsi="Calibri"/>
+                <w:sz w:val="18"/>
+              </w:rPr>
+              <w:t>Falhas de Wi-Fi, DNS ou broker devem ser registradas com limitação de frequência, evitando desgaste excessivo da memória de log.</w:t>
+            </w:r>
+          </w:p>
+        </w:tc>
+      </w:tr>
     </w:tbl>
     <w:p>
       <w:pPr>
@@ -5274,7 +7815,7 @@
         <w:keepNext/>
       </w:pPr>
       <w:r>
-        <w:t>9. Critérios de aceitação e testes</w:t>
+        <w:t>11. Critérios de aceitação e testes</w:t>
       </w:r>
     </w:p>
     <w:tbl>
@@ -5922,6 +8463,386 @@
           </w:p>
         </w:tc>
       </w:tr>
+      <w:tr>
+        <w:tc>
+          <w:tcPr>
+            <w:tcW w:type="dxa" w:w="900"/>
+          </w:tcPr>
+          <w:p>
+            <w:pPr>
+              <w:spacing w:after="0" w:line="252" w:lineRule="auto"/>
+            </w:pPr>
+            <w:r>
+              <w:rPr>
+                <w:rFonts w:ascii="Calibri" w:hAnsi="Calibri"/>
+                <w:sz w:val="18"/>
+              </w:rPr>
+              <w:t>CT-11</w:t>
+            </w:r>
+          </w:p>
+        </w:tc>
+        <w:tc>
+          <w:tcPr>
+            <w:tcW w:type="dxa" w:w="4000"/>
+          </w:tcPr>
+          <w:p>
+            <w:pPr>
+              <w:spacing w:after="0" w:line="252" w:lineRule="auto"/>
+            </w:pPr>
+            <w:r>
+              <w:rPr>
+                <w:rFonts w:ascii="Calibri" w:hAnsi="Calibri"/>
+                <w:sz w:val="18"/>
+              </w:rPr>
+              <w:t>Broker MQTT indisponível durante operação local.</w:t>
+            </w:r>
+          </w:p>
+        </w:tc>
+        <w:tc>
+          <w:tcPr>
+            <w:tcW w:type="dxa" w:w="4460"/>
+          </w:tcPr>
+          <w:p>
+            <w:pPr>
+              <w:spacing w:after="0" w:line="252" w:lineRule="auto"/>
+            </w:pPr>
+            <w:r>
+              <w:rPr>
+                <w:rFonts w:ascii="Calibri" w:hAnsi="Calibri"/>
+                <w:sz w:val="18"/>
+              </w:rPr>
+              <w:t>Automação local continua; o firmware retenta conexão sem travar interface ou controle.</w:t>
+            </w:r>
+          </w:p>
+        </w:tc>
+      </w:tr>
+      <w:tr>
+        <w:tc>
+          <w:tcPr>
+            <w:tcW w:type="dxa" w:w="900"/>
+            <w:shd w:fill="FAFBFC"/>
+          </w:tcPr>
+          <w:p>
+            <w:pPr>
+              <w:spacing w:after="0" w:line="252" w:lineRule="auto"/>
+            </w:pPr>
+            <w:r>
+              <w:rPr>
+                <w:rFonts w:ascii="Calibri" w:hAnsi="Calibri"/>
+                <w:sz w:val="18"/>
+              </w:rPr>
+              <w:t>CT-12</w:t>
+            </w:r>
+          </w:p>
+        </w:tc>
+        <w:tc>
+          <w:tcPr>
+            <w:tcW w:type="dxa" w:w="4000"/>
+            <w:shd w:fill="FAFBFC"/>
+          </w:tcPr>
+          <w:p>
+            <w:pPr>
+              <w:spacing w:after="0" w:line="252" w:lineRule="auto"/>
+            </w:pPr>
+            <w:r>
+              <w:rPr>
+                <w:rFonts w:ascii="Calibri" w:hAnsi="Calibri"/>
+                <w:sz w:val="18"/>
+              </w:rPr>
+              <w:t>Comando MQTT válido para iniciar irrigação S2 em Automático, sem alarmes.</w:t>
+            </w:r>
+          </w:p>
+        </w:tc>
+        <w:tc>
+          <w:tcPr>
+            <w:tcW w:type="dxa" w:w="4460"/>
+            <w:shd w:fill="FAFBFC"/>
+          </w:tcPr>
+          <w:p>
+            <w:pPr>
+              <w:spacing w:after="0" w:line="252" w:lineRule="auto"/>
+            </w:pPr>
+            <w:r>
+              <w:rPr>
+                <w:rFonts w:ascii="Calibri" w:hAnsi="Calibri"/>
+                <w:sz w:val="18"/>
+              </w:rPr>
+              <w:t>Sistema valida prazo e intertravamentos, inicia S2 respeitando pré-abertura e publica confirmação.</w:t>
+            </w:r>
+          </w:p>
+        </w:tc>
+      </w:tr>
+      <w:tr>
+        <w:tc>
+          <w:tcPr>
+            <w:tcW w:type="dxa" w:w="900"/>
+          </w:tcPr>
+          <w:p>
+            <w:pPr>
+              <w:spacing w:after="0" w:line="252" w:lineRule="auto"/>
+            </w:pPr>
+            <w:r>
+              <w:rPr>
+                <w:rFonts w:ascii="Calibri" w:hAnsi="Calibri"/>
+                <w:sz w:val="18"/>
+              </w:rPr>
+              <w:t>CT-13</w:t>
+            </w:r>
+          </w:p>
+        </w:tc>
+        <w:tc>
+          <w:tcPr>
+            <w:tcW w:type="dxa" w:w="4000"/>
+          </w:tcPr>
+          <w:p>
+            <w:pPr>
+              <w:spacing w:after="0" w:line="252" w:lineRule="auto"/>
+            </w:pPr>
+            <w:r>
+              <w:rPr>
+                <w:rFonts w:ascii="Calibri" w:hAnsi="Calibri"/>
+                <w:sz w:val="18"/>
+              </w:rPr>
+              <w:t>Comando MQTT tenta ligar bomba com chave em Manual ou sem válvula autorizada.</w:t>
+            </w:r>
+          </w:p>
+        </w:tc>
+        <w:tc>
+          <w:tcPr>
+            <w:tcW w:type="dxa" w:w="4460"/>
+          </w:tcPr>
+          <w:p>
+            <w:pPr>
+              <w:spacing w:after="0" w:line="252" w:lineRule="auto"/>
+            </w:pPr>
+            <w:r>
+              <w:rPr>
+                <w:rFonts w:ascii="Calibri" w:hAnsi="Calibri"/>
+                <w:sz w:val="18"/>
+              </w:rPr>
+              <w:t>Comando é recusado, nenhuma saída é alterada e o motivo é publicado em response/event.</w:t>
+            </w:r>
+          </w:p>
+        </w:tc>
+      </w:tr>
+      <w:tr>
+        <w:tc>
+          <w:tcPr>
+            <w:tcW w:type="dxa" w:w="900"/>
+            <w:shd w:fill="FAFBFC"/>
+          </w:tcPr>
+          <w:p>
+            <w:pPr>
+              <w:spacing w:after="0" w:line="252" w:lineRule="auto"/>
+            </w:pPr>
+            <w:r>
+              <w:rPr>
+                <w:rFonts w:ascii="Calibri" w:hAnsi="Calibri"/>
+                <w:sz w:val="18"/>
+              </w:rPr>
+              <w:t>CT-14</w:t>
+            </w:r>
+          </w:p>
+        </w:tc>
+        <w:tc>
+          <w:tcPr>
+            <w:tcW w:type="dxa" w:w="4000"/>
+            <w:shd w:fill="FAFBFC"/>
+          </w:tcPr>
+          <w:p>
+            <w:pPr>
+              <w:spacing w:after="0" w:line="252" w:lineRule="auto"/>
+            </w:pPr>
+            <w:r>
+              <w:rPr>
+                <w:rFonts w:ascii="Calibri" w:hAnsi="Calibri"/>
+                <w:sz w:val="18"/>
+              </w:rPr>
+              <w:t>Comando MQTT expirado ou repetido.</w:t>
+            </w:r>
+          </w:p>
+        </w:tc>
+        <w:tc>
+          <w:tcPr>
+            <w:tcW w:type="dxa" w:w="4460"/>
+            <w:shd w:fill="FAFBFC"/>
+          </w:tcPr>
+          <w:p>
+            <w:pPr>
+              <w:spacing w:after="0" w:line="252" w:lineRule="auto"/>
+            </w:pPr>
+            <w:r>
+              <w:rPr>
+                <w:rFonts w:ascii="Calibri" w:hAnsi="Calibri"/>
+                <w:sz w:val="18"/>
+              </w:rPr>
+              <w:t>Comando é recusado, identificado pelo ID de correlação e registrado no histórico.</w:t>
+            </w:r>
+          </w:p>
+        </w:tc>
+      </w:tr>
+      <w:tr>
+        <w:tc>
+          <w:tcPr>
+            <w:tcW w:type="dxa" w:w="900"/>
+          </w:tcPr>
+          <w:p>
+            <w:pPr>
+              <w:spacing w:after="0" w:line="252" w:lineRule="auto"/>
+            </w:pPr>
+            <w:r>
+              <w:rPr>
+                <w:rFonts w:ascii="Calibri" w:hAnsi="Calibri"/>
+                <w:sz w:val="18"/>
+              </w:rPr>
+              <w:t>CT-15</w:t>
+            </w:r>
+          </w:p>
+        </w:tc>
+        <w:tc>
+          <w:tcPr>
+            <w:tcW w:type="dxa" w:w="4000"/>
+          </w:tcPr>
+          <w:p>
+            <w:pPr>
+              <w:spacing w:after="0" w:line="252" w:lineRule="auto"/>
+            </w:pPr>
+            <w:r>
+              <w:rPr>
+                <w:rFonts w:ascii="Calibri" w:hAnsi="Calibri"/>
+                <w:sz w:val="18"/>
+              </w:rPr>
+              <w:t>Publicação MQTT contínua e reconexões de Wi-Fi durante enchimento.</w:t>
+            </w:r>
+          </w:p>
+        </w:tc>
+        <w:tc>
+          <w:tcPr>
+            <w:tcW w:type="dxa" w:w="4460"/>
+          </w:tcPr>
+          <w:p>
+            <w:pPr>
+              <w:spacing w:after="0" w:line="252" w:lineRule="auto"/>
+            </w:pPr>
+            <w:r>
+              <w:rPr>
+                <w:rFonts w:ascii="Calibri" w:hAnsi="Calibri"/>
+                <w:sz w:val="18"/>
+              </w:rPr>
+              <w:t>A tarefa de Controle mantém leitura de nível, fluxo e timeout dentro dos limites definidos; não há atraso no desligamento por nível alto.</w:t>
+            </w:r>
+          </w:p>
+        </w:tc>
+      </w:tr>
+      <w:tr>
+        <w:tc>
+          <w:tcPr>
+            <w:tcW w:type="dxa" w:w="900"/>
+            <w:shd w:fill="FAFBFC"/>
+          </w:tcPr>
+          <w:p>
+            <w:pPr>
+              <w:spacing w:after="0" w:line="252" w:lineRule="auto"/>
+            </w:pPr>
+            <w:r>
+              <w:rPr>
+                <w:rFonts w:ascii="Calibri" w:hAnsi="Calibri"/>
+                <w:sz w:val="18"/>
+              </w:rPr>
+              <w:t>CT-16</w:t>
+            </w:r>
+          </w:p>
+        </w:tc>
+        <w:tc>
+          <w:tcPr>
+            <w:tcW w:type="dxa" w:w="4000"/>
+            <w:shd w:fill="FAFBFC"/>
+          </w:tcPr>
+          <w:p>
+            <w:pPr>
+              <w:spacing w:after="0" w:line="252" w:lineRule="auto"/>
+            </w:pPr>
+            <w:r>
+              <w:rPr>
+                <w:rFonts w:ascii="Calibri" w:hAnsi="Calibri"/>
+                <w:sz w:val="18"/>
+              </w:rPr>
+              <w:t>Fila de comandos MQTT cheia ou comando malformado sob carga.</w:t>
+            </w:r>
+          </w:p>
+        </w:tc>
+        <w:tc>
+          <w:tcPr>
+            <w:tcW w:type="dxa" w:w="4460"/>
+            <w:shd w:fill="FAFBFC"/>
+          </w:tcPr>
+          <w:p>
+            <w:pPr>
+              <w:spacing w:after="0" w:line="252" w:lineRule="auto"/>
+            </w:pPr>
+            <w:r>
+              <w:rPr>
+                <w:rFonts w:ascii="Calibri" w:hAnsi="Calibri"/>
+                <w:sz w:val="18"/>
+              </w:rPr>
+              <w:t>O comando é descartado de forma controlada, com evento de diagnóstico; as saídas mantêm o último estado seguro.</w:t>
+            </w:r>
+          </w:p>
+        </w:tc>
+      </w:tr>
+      <w:tr>
+        <w:tc>
+          <w:tcPr>
+            <w:tcW w:type="dxa" w:w="900"/>
+          </w:tcPr>
+          <w:p>
+            <w:pPr>
+              <w:spacing w:after="0" w:line="252" w:lineRule="auto"/>
+            </w:pPr>
+            <w:r>
+              <w:rPr>
+                <w:rFonts w:ascii="Calibri" w:hAnsi="Calibri"/>
+                <w:sz w:val="18"/>
+              </w:rPr>
+              <w:t>CT-17</w:t>
+            </w:r>
+          </w:p>
+        </w:tc>
+        <w:tc>
+          <w:tcPr>
+            <w:tcW w:type="dxa" w:w="4000"/>
+          </w:tcPr>
+          <w:p>
+            <w:pPr>
+              <w:spacing w:after="0" w:line="252" w:lineRule="auto"/>
+            </w:pPr>
+            <w:r>
+              <w:rPr>
+                <w:rFonts w:ascii="Calibri" w:hAnsi="Calibri"/>
+                <w:sz w:val="18"/>
+              </w:rPr>
+              <w:t>Tarefa de persistência lenta durante operação crítica.</w:t>
+            </w:r>
+          </w:p>
+        </w:tc>
+        <w:tc>
+          <w:tcPr>
+            <w:tcW w:type="dxa" w:w="4460"/>
+          </w:tcPr>
+          <w:p>
+            <w:pPr>
+              <w:spacing w:after="0" w:line="252" w:lineRule="auto"/>
+            </w:pPr>
+            <w:r>
+              <w:rPr>
+                <w:rFonts w:ascii="Calibri" w:hAnsi="Calibri"/>
+                <w:sz w:val="18"/>
+              </w:rPr>
+              <w:t>A gravação ocorre de forma assíncrona e não bloqueia a tarefa de Controle nem o processamento do sensor de fluxo.</w:t>
+            </w:r>
+          </w:p>
+        </w:tc>
+      </w:tr>
     </w:tbl>
     <w:p>
       <w:pPr>
@@ -5934,7 +8855,7 @@
         <w:keepNext/>
       </w:pPr>
       <w:r>
-        <w:t>10. Decisões pendentes para a próxima revisão</w:t>
+        <w:t>12. Decisões pendentes para a próxima revisão</w:t>
       </w:r>
     </w:p>
     <w:p>
@@ -5980,6 +8901,33 @@
       </w:pPr>
       <w:r>
         <w:t>Definir retenção de configuração e de histórico, além da necessidade de bateria no RTC e política para horário inválido.</w:t>
+      </w:r>
+    </w:p>
+    <w:p>
+      <w:pPr>
+        <w:pStyle w:val="ListBullet"/>
+        <w:spacing w:after="80" w:line="276" w:lineRule="auto"/>
+      </w:pPr>
+      <w:r>
+        <w:t>Definir broker MQTT, política de credenciais, uso obrigatório de TLS, certificado de autoridade e processo de provisionamento Wi-Fi.</w:t>
+      </w:r>
+    </w:p>
+    <w:p>
+      <w:pPr>
+        <w:pStyle w:val="ListBullet"/>
+        <w:spacing w:after="80" w:line="276" w:lineRule="auto"/>
+      </w:pPr>
+      <w:r>
+        <w:t>Definir permissões de comando remoto por perfil/usuário, retenção de telemetria e integração prevista com painel ou aplicativo.</w:t>
+      </w:r>
+    </w:p>
+    <w:p>
+      <w:pPr>
+        <w:pStyle w:val="ListBullet"/>
+        <w:spacing w:after="80" w:line="276" w:lineRule="auto"/>
+      </w:pPr>
+      <w:r>
+        <w:t>Definir orçamento de CPU, tamanho de pilha, prioridades e afinidade definitiva de cada tarefa FreeRTOS após prototipação com Wi-Fi e display reais.</w:t>
       </w:r>
     </w:p>
     <w:p>

--- a/Planejamento/Planejamento_de_Requisitos_Firmware_Aquabox.docx
+++ b/Planejamento/Planejamento_de_Requisitos_Firmware_Aquabox.docx
@@ -1149,6 +1149,1083 @@
     </w:p>
     <w:p>
       <w:pPr>
+        <w:pStyle w:val="Heading2"/>
+        <w:keepNext/>
+      </w:pPr>
+      <w:r>
+        <w:t>2.1 Pinagem e características elétricas definidas</w:t>
+      </w:r>
+    </w:p>
+    <w:tbl>
+      <w:tblPr>
+        <w:tblStyle w:val="TableGrid"/>
+        <w:tblW w:type="dxa" w:w="9360"/>
+        <w:jc w:val="left"/>
+        <w:tblLayout w:type="fixed"/>
+        <w:tblLook w:firstColumn="1" w:firstRow="1" w:lastColumn="0" w:lastRow="0" w:noHBand="0" w:noVBand="1" w:val="04A0"/>
+        <w:tblInd w:w="120" w:type="dxa"/>
+      </w:tblPr>
+      <w:tblGrid>
+        <w:gridCol w:w="1300"/>
+        <w:gridCol w:w="2150"/>
+        <w:gridCol w:w="2450"/>
+        <w:gridCol w:w="3460"/>
+      </w:tblGrid>
+      <w:tr>
+        <w:trPr>
+          <w:tblHeader w:val="true"/>
+        </w:trPr>
+        <w:tc>
+          <w:tcPr>
+            <w:tcW w:type="dxa" w:w="1300"/>
+            <w:vAlign w:val="center"/>
+            <w:tcMar>
+              <w:top w:w="80" w:type="dxa"/>
+              <w:start w:w="120" w:type="dxa"/>
+              <w:bottom w:w="80" w:type="dxa"/>
+              <w:end w:w="120" w:type="dxa"/>
+            </w:tcMar>
+            <w:shd w:fill="E8EEF5"/>
+          </w:tcPr>
+          <w:p>
+            <w:pPr>
+              <w:spacing w:after="0"/>
+            </w:pPr>
+            <w:r>
+              <w:rPr>
+                <w:rFonts w:ascii="Calibri" w:hAnsi="Calibri"/>
+                <w:b/>
+                <w:color w:val="0B2545"/>
+                <w:sz w:val="19"/>
+              </w:rPr>
+              <w:t>GPIO</w:t>
+            </w:r>
+          </w:p>
+        </w:tc>
+        <w:tc>
+          <w:tcPr>
+            <w:tcW w:type="dxa" w:w="2150"/>
+            <w:vAlign w:val="center"/>
+            <w:tcMar>
+              <w:top w:w="80" w:type="dxa"/>
+              <w:start w:w="120" w:type="dxa"/>
+              <w:bottom w:w="80" w:type="dxa"/>
+              <w:end w:w="120" w:type="dxa"/>
+            </w:tcMar>
+            <w:shd w:fill="E8EEF5"/>
+          </w:tcPr>
+          <w:p>
+            <w:pPr>
+              <w:spacing w:after="0"/>
+            </w:pPr>
+            <w:r>
+              <w:rPr>
+                <w:rFonts w:ascii="Calibri" w:hAnsi="Calibri"/>
+                <w:b/>
+                <w:color w:val="0B2545"/>
+                <w:sz w:val="19"/>
+              </w:rPr>
+              <w:t>SINAL</w:t>
+            </w:r>
+          </w:p>
+        </w:tc>
+        <w:tc>
+          <w:tcPr>
+            <w:tcW w:type="dxa" w:w="2450"/>
+            <w:vAlign w:val="center"/>
+            <w:tcMar>
+              <w:top w:w="80" w:type="dxa"/>
+              <w:start w:w="120" w:type="dxa"/>
+              <w:bottom w:w="80" w:type="dxa"/>
+              <w:end w:w="120" w:type="dxa"/>
+            </w:tcMar>
+            <w:shd w:fill="E8EEF5"/>
+          </w:tcPr>
+          <w:p>
+            <w:pPr>
+              <w:spacing w:after="0"/>
+            </w:pPr>
+            <w:r>
+              <w:rPr>
+                <w:rFonts w:ascii="Calibri" w:hAnsi="Calibri"/>
+                <w:b/>
+                <w:color w:val="0B2545"/>
+                <w:sz w:val="19"/>
+              </w:rPr>
+              <w:t>LÓGICA E PULL</w:t>
+            </w:r>
+          </w:p>
+        </w:tc>
+        <w:tc>
+          <w:tcPr>
+            <w:tcW w:type="dxa" w:w="3460"/>
+            <w:vAlign w:val="center"/>
+            <w:tcMar>
+              <w:top w:w="80" w:type="dxa"/>
+              <w:start w:w="120" w:type="dxa"/>
+              <w:bottom w:w="80" w:type="dxa"/>
+              <w:end w:w="120" w:type="dxa"/>
+            </w:tcMar>
+            <w:shd w:fill="E8EEF5"/>
+          </w:tcPr>
+          <w:p>
+            <w:pPr>
+              <w:spacing w:after="0"/>
+            </w:pPr>
+            <w:r>
+              <w:rPr>
+                <w:rFonts w:ascii="Calibri" w:hAnsi="Calibri"/>
+                <w:b/>
+                <w:color w:val="0B2545"/>
+                <w:sz w:val="19"/>
+              </w:rPr>
+              <w:t>ISOLAÇÃO / DIREÇÃO</w:t>
+            </w:r>
+          </w:p>
+        </w:tc>
+      </w:tr>
+      <w:tr>
+        <w:tc>
+          <w:tcPr>
+            <w:tcW w:type="dxa" w:w="1300"/>
+          </w:tcPr>
+          <w:p>
+            <w:pPr>
+              <w:spacing w:after="0" w:line="252" w:lineRule="auto"/>
+            </w:pPr>
+            <w:r>
+              <w:rPr>
+                <w:rFonts w:ascii="Calibri" w:hAnsi="Calibri"/>
+                <w:sz w:val="18"/>
+              </w:rPr>
+              <w:t>1, 2</w:t>
+            </w:r>
+          </w:p>
+        </w:tc>
+        <w:tc>
+          <w:tcPr>
+            <w:tcW w:type="dxa" w:w="2150"/>
+          </w:tcPr>
+          <w:p>
+            <w:pPr>
+              <w:spacing w:after="0" w:line="252" w:lineRule="auto"/>
+            </w:pPr>
+            <w:r>
+              <w:rPr>
+                <w:rFonts w:ascii="Calibri" w:hAnsi="Calibri"/>
+                <w:sz w:val="18"/>
+              </w:rPr>
+              <w:t>I2C_SDA, I2C_SCL</w:t>
+            </w:r>
+          </w:p>
+        </w:tc>
+        <w:tc>
+          <w:tcPr>
+            <w:tcW w:type="dxa" w:w="2450"/>
+          </w:tcPr>
+          <w:p>
+            <w:pPr>
+              <w:spacing w:after="0" w:line="252" w:lineRule="auto"/>
+            </w:pPr>
+            <w:r>
+              <w:rPr>
+                <w:rFonts w:ascii="Calibri" w:hAnsi="Calibri"/>
+                <w:sz w:val="18"/>
+              </w:rPr>
+              <w:t>I2C; pull-up externo</w:t>
+            </w:r>
+          </w:p>
+        </w:tc>
+        <w:tc>
+          <w:tcPr>
+            <w:tcW w:type="dxa" w:w="3460"/>
+          </w:tcPr>
+          <w:p>
+            <w:pPr>
+              <w:spacing w:after="0" w:line="252" w:lineRule="auto"/>
+            </w:pPr>
+            <w:r>
+              <w:rPr>
+                <w:rFonts w:ascii="Calibri" w:hAnsi="Calibri"/>
+                <w:sz w:val="18"/>
+              </w:rPr>
+              <w:t>Direto; interface RTC DS3231M e AT24C32</w:t>
+            </w:r>
+          </w:p>
+        </w:tc>
+      </w:tr>
+      <w:tr>
+        <w:tc>
+          <w:tcPr>
+            <w:tcW w:type="dxa" w:w="1300"/>
+            <w:shd w:fill="FAFBFC"/>
+          </w:tcPr>
+          <w:p>
+            <w:pPr>
+              <w:spacing w:after="0" w:line="252" w:lineRule="auto"/>
+            </w:pPr>
+            <w:r>
+              <w:rPr>
+                <w:rFonts w:ascii="Calibri" w:hAnsi="Calibri"/>
+                <w:sz w:val="18"/>
+              </w:rPr>
+              <w:t>4, 5, 6, 15</w:t>
+            </w:r>
+          </w:p>
+        </w:tc>
+        <w:tc>
+          <w:tcPr>
+            <w:tcW w:type="dxa" w:w="2150"/>
+            <w:shd w:fill="FAFBFC"/>
+          </w:tcPr>
+          <w:p>
+            <w:pPr>
+              <w:spacing w:after="0" w:line="252" w:lineRule="auto"/>
+            </w:pPr>
+            <w:r>
+              <w:rPr>
+                <w:rFonts w:ascii="Calibri" w:hAnsi="Calibri"/>
+                <w:sz w:val="18"/>
+              </w:rPr>
+              <w:t>BTN_UP, BTN_DOWN, BTN_ENTER, BTN_BACK</w:t>
+            </w:r>
+          </w:p>
+        </w:tc>
+        <w:tc>
+          <w:tcPr>
+            <w:tcW w:type="dxa" w:w="2450"/>
+            <w:shd w:fill="FAFBFC"/>
+          </w:tcPr>
+          <w:p>
+            <w:pPr>
+              <w:spacing w:after="0" w:line="252" w:lineRule="auto"/>
+            </w:pPr>
+            <w:r>
+              <w:rPr>
+                <w:rFonts w:ascii="Calibri" w:hAnsi="Calibri"/>
+                <w:sz w:val="18"/>
+              </w:rPr>
+              <w:t>Ativo alto; pull externo</w:t>
+            </w:r>
+          </w:p>
+        </w:tc>
+        <w:tc>
+          <w:tcPr>
+            <w:tcW w:type="dxa" w:w="3460"/>
+            <w:shd w:fill="FAFBFC"/>
+          </w:tcPr>
+          <w:p>
+            <w:pPr>
+              <w:spacing w:after="0" w:line="252" w:lineRule="auto"/>
+            </w:pPr>
+            <w:r>
+              <w:rPr>
+                <w:rFonts w:ascii="Calibri" w:hAnsi="Calibri"/>
+                <w:sz w:val="18"/>
+              </w:rPr>
+              <w:t>Direto; entrada</w:t>
+            </w:r>
+          </w:p>
+        </w:tc>
+      </w:tr>
+      <w:tr>
+        <w:tc>
+          <w:tcPr>
+            <w:tcW w:type="dxa" w:w="1300"/>
+          </w:tcPr>
+          <w:p>
+            <w:pPr>
+              <w:spacing w:after="0" w:line="252" w:lineRule="auto"/>
+            </w:pPr>
+            <w:r>
+              <w:rPr>
+                <w:rFonts w:ascii="Calibri" w:hAnsi="Calibri"/>
+                <w:sz w:val="18"/>
+              </w:rPr>
+              <w:t>8, 9, 10, 11, 12, 13</w:t>
+            </w:r>
+          </w:p>
+        </w:tc>
+        <w:tc>
+          <w:tcPr>
+            <w:tcW w:type="dxa" w:w="2150"/>
+          </w:tcPr>
+          <w:p>
+            <w:pPr>
+              <w:spacing w:after="0" w:line="252" w:lineRule="auto"/>
+            </w:pPr>
+            <w:r>
+              <w:rPr>
+                <w:rFonts w:ascii="Calibri" w:hAnsi="Calibri"/>
+                <w:sz w:val="18"/>
+              </w:rPr>
+              <w:t>TFT_DC, TFT_CS, TFT_RST, SPI_MOSI, SPI_SCK, SD_CS</w:t>
+            </w:r>
+          </w:p>
+        </w:tc>
+        <w:tc>
+          <w:tcPr>
+            <w:tcW w:type="dxa" w:w="2450"/>
+          </w:tcPr>
+          <w:p>
+            <w:pPr>
+              <w:spacing w:after="0" w:line="252" w:lineRule="auto"/>
+            </w:pPr>
+            <w:r>
+              <w:rPr>
+                <w:rFonts w:ascii="Calibri" w:hAnsi="Calibri"/>
+                <w:sz w:val="18"/>
+              </w:rPr>
+              <w:t>SPI; pull externo</w:t>
+            </w:r>
+          </w:p>
+        </w:tc>
+        <w:tc>
+          <w:tcPr>
+            <w:tcW w:type="dxa" w:w="3460"/>
+          </w:tcPr>
+          <w:p>
+            <w:pPr>
+              <w:spacing w:after="0" w:line="252" w:lineRule="auto"/>
+            </w:pPr>
+            <w:r>
+              <w:rPr>
+                <w:rFonts w:ascii="Calibri" w:hAnsi="Calibri"/>
+                <w:sz w:val="18"/>
+              </w:rPr>
+              <w:t>Direto; display TFT e SD</w:t>
+            </w:r>
+          </w:p>
+        </w:tc>
+      </w:tr>
+      <w:tr>
+        <w:tc>
+          <w:tcPr>
+            <w:tcW w:type="dxa" w:w="1300"/>
+            <w:shd w:fill="FAFBFC"/>
+          </w:tcPr>
+          <w:p>
+            <w:pPr>
+              <w:spacing w:after="0" w:line="252" w:lineRule="auto"/>
+            </w:pPr>
+            <w:r>
+              <w:rPr>
+                <w:rFonts w:ascii="Calibri" w:hAnsi="Calibri"/>
+                <w:sz w:val="18"/>
+              </w:rPr>
+              <w:t>14</w:t>
+            </w:r>
+          </w:p>
+        </w:tc>
+        <w:tc>
+          <w:tcPr>
+            <w:tcW w:type="dxa" w:w="2150"/>
+            <w:shd w:fill="FAFBFC"/>
+          </w:tcPr>
+          <w:p>
+            <w:pPr>
+              <w:spacing w:after="0" w:line="252" w:lineRule="auto"/>
+            </w:pPr>
+            <w:r>
+              <w:rPr>
+                <w:rFonts w:ascii="Calibri" w:hAnsi="Calibri"/>
+                <w:sz w:val="18"/>
+              </w:rPr>
+              <w:t>FLOW_COUNTER</w:t>
+            </w:r>
+          </w:p>
+        </w:tc>
+        <w:tc>
+          <w:tcPr>
+            <w:tcW w:type="dxa" w:w="2450"/>
+            <w:shd w:fill="FAFBFC"/>
+          </w:tcPr>
+          <w:p>
+            <w:pPr>
+              <w:spacing w:after="0" w:line="252" w:lineRule="auto"/>
+            </w:pPr>
+            <w:r>
+              <w:rPr>
+                <w:rFonts w:ascii="Calibri" w:hAnsi="Calibri"/>
+                <w:sz w:val="18"/>
+              </w:rPr>
+              <w:t>Pulsos; pull externo</w:t>
+            </w:r>
+          </w:p>
+        </w:tc>
+        <w:tc>
+          <w:tcPr>
+            <w:tcW w:type="dxa" w:w="3460"/>
+            <w:shd w:fill="FAFBFC"/>
+          </w:tcPr>
+          <w:p>
+            <w:pPr>
+              <w:spacing w:after="0" w:line="252" w:lineRule="auto"/>
+            </w:pPr>
+            <w:r>
+              <w:rPr>
+                <w:rFonts w:ascii="Calibri" w:hAnsi="Calibri"/>
+                <w:sz w:val="18"/>
+              </w:rPr>
+              <w:t>Optoacoplado; entrada</w:t>
+            </w:r>
+          </w:p>
+        </w:tc>
+      </w:tr>
+      <w:tr>
+        <w:tc>
+          <w:tcPr>
+            <w:tcW w:type="dxa" w:w="1300"/>
+          </w:tcPr>
+          <w:p>
+            <w:pPr>
+              <w:spacing w:after="0" w:line="252" w:lineRule="auto"/>
+            </w:pPr>
+            <w:r>
+              <w:rPr>
+                <w:rFonts w:ascii="Calibri" w:hAnsi="Calibri"/>
+                <w:sz w:val="18"/>
+              </w:rPr>
+              <w:t>16</w:t>
+            </w:r>
+          </w:p>
+        </w:tc>
+        <w:tc>
+          <w:tcPr>
+            <w:tcW w:type="dxa" w:w="2150"/>
+          </w:tcPr>
+          <w:p>
+            <w:pPr>
+              <w:spacing w:after="0" w:line="252" w:lineRule="auto"/>
+            </w:pPr>
+            <w:r>
+              <w:rPr>
+                <w:rFonts w:ascii="Calibri" w:hAnsi="Calibri"/>
+                <w:sz w:val="18"/>
+              </w:rPr>
+              <w:t>RELAY_PUMP</w:t>
+            </w:r>
+          </w:p>
+        </w:tc>
+        <w:tc>
+          <w:tcPr>
+            <w:tcW w:type="dxa" w:w="2450"/>
+          </w:tcPr>
+          <w:p>
+            <w:pPr>
+              <w:spacing w:after="0" w:line="252" w:lineRule="auto"/>
+            </w:pPr>
+            <w:r>
+              <w:rPr>
+                <w:rFonts w:ascii="Calibri" w:hAnsi="Calibri"/>
+                <w:sz w:val="18"/>
+              </w:rPr>
+              <w:t>Ativo alto; pull externo</w:t>
+            </w:r>
+          </w:p>
+        </w:tc>
+        <w:tc>
+          <w:tcPr>
+            <w:tcW w:type="dxa" w:w="3460"/>
+          </w:tcPr>
+          <w:p>
+            <w:pPr>
+              <w:spacing w:after="0" w:line="252" w:lineRule="auto"/>
+            </w:pPr>
+            <w:r>
+              <w:rPr>
+                <w:rFonts w:ascii="Calibri" w:hAnsi="Calibri"/>
+                <w:sz w:val="18"/>
+              </w:rPr>
+              <w:t>Optoacoplado; saída para relé 220 V AC</w:t>
+            </w:r>
+          </w:p>
+        </w:tc>
+      </w:tr>
+      <w:tr>
+        <w:tc>
+          <w:tcPr>
+            <w:tcW w:type="dxa" w:w="1300"/>
+            <w:shd w:fill="FAFBFC"/>
+          </w:tcPr>
+          <w:p>
+            <w:pPr>
+              <w:spacing w:after="0" w:line="252" w:lineRule="auto"/>
+            </w:pPr>
+            <w:r>
+              <w:rPr>
+                <w:rFonts w:ascii="Calibri" w:hAnsi="Calibri"/>
+                <w:sz w:val="18"/>
+              </w:rPr>
+              <w:t>17, 18, 21</w:t>
+            </w:r>
+          </w:p>
+        </w:tc>
+        <w:tc>
+          <w:tcPr>
+            <w:tcW w:type="dxa" w:w="2150"/>
+            <w:shd w:fill="FAFBFC"/>
+          </w:tcPr>
+          <w:p>
+            <w:pPr>
+              <w:spacing w:after="0" w:line="252" w:lineRule="auto"/>
+            </w:pPr>
+            <w:r>
+              <w:rPr>
+                <w:rFonts w:ascii="Calibri" w:hAnsi="Calibri"/>
+                <w:sz w:val="18"/>
+              </w:rPr>
+              <w:t>SOL_1, SOL_2, SOL_3</w:t>
+            </w:r>
+          </w:p>
+        </w:tc>
+        <w:tc>
+          <w:tcPr>
+            <w:tcW w:type="dxa" w:w="2450"/>
+            <w:shd w:fill="FAFBFC"/>
+          </w:tcPr>
+          <w:p>
+            <w:pPr>
+              <w:spacing w:after="0" w:line="252" w:lineRule="auto"/>
+            </w:pPr>
+            <w:r>
+              <w:rPr>
+                <w:rFonts w:ascii="Calibri" w:hAnsi="Calibri"/>
+                <w:sz w:val="18"/>
+              </w:rPr>
+              <w:t>Ativo alto; pull externo</w:t>
+            </w:r>
+          </w:p>
+        </w:tc>
+        <w:tc>
+          <w:tcPr>
+            <w:tcW w:type="dxa" w:w="3460"/>
+            <w:shd w:fill="FAFBFC"/>
+          </w:tcPr>
+          <w:p>
+            <w:pPr>
+              <w:spacing w:after="0" w:line="252" w:lineRule="auto"/>
+            </w:pPr>
+            <w:r>
+              <w:rPr>
+                <w:rFonts w:ascii="Calibri" w:hAnsi="Calibri"/>
+                <w:sz w:val="18"/>
+              </w:rPr>
+              <w:t>Optoacoplado; saídas para solenoides</w:t>
+            </w:r>
+          </w:p>
+        </w:tc>
+      </w:tr>
+      <w:tr>
+        <w:tc>
+          <w:tcPr>
+            <w:tcW w:type="dxa" w:w="1300"/>
+          </w:tcPr>
+          <w:p>
+            <w:pPr>
+              <w:spacing w:after="0" w:line="252" w:lineRule="auto"/>
+            </w:pPr>
+            <w:r>
+              <w:rPr>
+                <w:rFonts w:ascii="Calibri" w:hAnsi="Calibri"/>
+                <w:sz w:val="18"/>
+              </w:rPr>
+              <w:t>39, 40</w:t>
+            </w:r>
+          </w:p>
+        </w:tc>
+        <w:tc>
+          <w:tcPr>
+            <w:tcW w:type="dxa" w:w="2150"/>
+          </w:tcPr>
+          <w:p>
+            <w:pPr>
+              <w:spacing w:after="0" w:line="252" w:lineRule="auto"/>
+            </w:pPr>
+            <w:r>
+              <w:rPr>
+                <w:rFonts w:ascii="Calibri" w:hAnsi="Calibri"/>
+                <w:sz w:val="18"/>
+              </w:rPr>
+              <w:t>S1_LOW, S1_HIGH</w:t>
+            </w:r>
+          </w:p>
+        </w:tc>
+        <w:tc>
+          <w:tcPr>
+            <w:tcW w:type="dxa" w:w="2450"/>
+          </w:tcPr>
+          <w:p>
+            <w:pPr>
+              <w:spacing w:after="0" w:line="252" w:lineRule="auto"/>
+            </w:pPr>
+            <w:r>
+              <w:rPr>
+                <w:rFonts w:ascii="Calibri" w:hAnsi="Calibri"/>
+                <w:sz w:val="18"/>
+              </w:rPr>
+              <w:t>Ativo baixo; pull externo</w:t>
+            </w:r>
+          </w:p>
+        </w:tc>
+        <w:tc>
+          <w:tcPr>
+            <w:tcW w:type="dxa" w:w="3460"/>
+          </w:tcPr>
+          <w:p>
+            <w:pPr>
+              <w:spacing w:after="0" w:line="252" w:lineRule="auto"/>
+            </w:pPr>
+            <w:r>
+              <w:rPr>
+                <w:rFonts w:ascii="Calibri" w:hAnsi="Calibri"/>
+                <w:sz w:val="18"/>
+              </w:rPr>
+              <w:t>Optoacoplado; entradas de nível da caixa 1</w:t>
+            </w:r>
+          </w:p>
+        </w:tc>
+      </w:tr>
+      <w:tr>
+        <w:tc>
+          <w:tcPr>
+            <w:tcW w:type="dxa" w:w="1300"/>
+            <w:shd w:fill="FAFBFC"/>
+          </w:tcPr>
+          <w:p>
+            <w:pPr>
+              <w:spacing w:after="0" w:line="252" w:lineRule="auto"/>
+            </w:pPr>
+            <w:r>
+              <w:rPr>
+                <w:rFonts w:ascii="Calibri" w:hAnsi="Calibri"/>
+                <w:sz w:val="18"/>
+              </w:rPr>
+              <w:t>41, 42</w:t>
+            </w:r>
+          </w:p>
+        </w:tc>
+        <w:tc>
+          <w:tcPr>
+            <w:tcW w:type="dxa" w:w="2150"/>
+            <w:shd w:fill="FAFBFC"/>
+          </w:tcPr>
+          <w:p>
+            <w:pPr>
+              <w:spacing w:after="0" w:line="252" w:lineRule="auto"/>
+            </w:pPr>
+            <w:r>
+              <w:rPr>
+                <w:rFonts w:ascii="Calibri" w:hAnsi="Calibri"/>
+                <w:sz w:val="18"/>
+              </w:rPr>
+              <w:t>S2_LOW, S2_HIGH</w:t>
+            </w:r>
+          </w:p>
+        </w:tc>
+        <w:tc>
+          <w:tcPr>
+            <w:tcW w:type="dxa" w:w="2450"/>
+            <w:shd w:fill="FAFBFC"/>
+          </w:tcPr>
+          <w:p>
+            <w:pPr>
+              <w:spacing w:after="0" w:line="252" w:lineRule="auto"/>
+            </w:pPr>
+            <w:r>
+              <w:rPr>
+                <w:rFonts w:ascii="Calibri" w:hAnsi="Calibri"/>
+                <w:sz w:val="18"/>
+              </w:rPr>
+              <w:t>Ativo baixo; pull externo</w:t>
+            </w:r>
+          </w:p>
+        </w:tc>
+        <w:tc>
+          <w:tcPr>
+            <w:tcW w:type="dxa" w:w="3460"/>
+            <w:shd w:fill="FAFBFC"/>
+          </w:tcPr>
+          <w:p>
+            <w:pPr>
+              <w:spacing w:after="0" w:line="252" w:lineRule="auto"/>
+            </w:pPr>
+            <w:r>
+              <w:rPr>
+                <w:rFonts w:ascii="Calibri" w:hAnsi="Calibri"/>
+                <w:sz w:val="18"/>
+              </w:rPr>
+              <w:t>Optoacoplado; entradas de nível da caixa 2</w:t>
+            </w:r>
+          </w:p>
+        </w:tc>
+      </w:tr>
+      <w:tr>
+        <w:tc>
+          <w:tcPr>
+            <w:tcW w:type="dxa" w:w="1300"/>
+          </w:tcPr>
+          <w:p>
+            <w:pPr>
+              <w:spacing w:after="0" w:line="252" w:lineRule="auto"/>
+            </w:pPr>
+            <w:r>
+              <w:rPr>
+                <w:rFonts w:ascii="Calibri" w:hAnsi="Calibri"/>
+                <w:sz w:val="18"/>
+              </w:rPr>
+              <w:t>43, 44</w:t>
+            </w:r>
+          </w:p>
+        </w:tc>
+        <w:tc>
+          <w:tcPr>
+            <w:tcW w:type="dxa" w:w="2150"/>
+          </w:tcPr>
+          <w:p>
+            <w:pPr>
+              <w:spacing w:after="0" w:line="252" w:lineRule="auto"/>
+            </w:pPr>
+            <w:r>
+              <w:rPr>
+                <w:rFonts w:ascii="Calibri" w:hAnsi="Calibri"/>
+                <w:sz w:val="18"/>
+              </w:rPr>
+              <w:t>S3_LOW, S3_HIGH</w:t>
+            </w:r>
+          </w:p>
+        </w:tc>
+        <w:tc>
+          <w:tcPr>
+            <w:tcW w:type="dxa" w:w="2450"/>
+          </w:tcPr>
+          <w:p>
+            <w:pPr>
+              <w:spacing w:after="0" w:line="252" w:lineRule="auto"/>
+            </w:pPr>
+            <w:r>
+              <w:rPr>
+                <w:rFonts w:ascii="Calibri" w:hAnsi="Calibri"/>
+                <w:sz w:val="18"/>
+              </w:rPr>
+              <w:t>Ativo baixo; pull externo</w:t>
+            </w:r>
+          </w:p>
+        </w:tc>
+        <w:tc>
+          <w:tcPr>
+            <w:tcW w:type="dxa" w:w="3460"/>
+          </w:tcPr>
+          <w:p>
+            <w:pPr>
+              <w:spacing w:after="0" w:line="252" w:lineRule="auto"/>
+            </w:pPr>
+            <w:r>
+              <w:rPr>
+                <w:rFonts w:ascii="Calibri" w:hAnsi="Calibri"/>
+                <w:sz w:val="18"/>
+              </w:rPr>
+              <w:t>Optoacoplado; entradas de nível da caixa 3</w:t>
+            </w:r>
+          </w:p>
+        </w:tc>
+      </w:tr>
+      <w:tr>
+        <w:tc>
+          <w:tcPr>
+            <w:tcW w:type="dxa" w:w="1300"/>
+            <w:shd w:fill="FAFBFC"/>
+          </w:tcPr>
+          <w:p>
+            <w:pPr>
+              <w:spacing w:after="0" w:line="252" w:lineRule="auto"/>
+            </w:pPr>
+            <w:r>
+              <w:rPr>
+                <w:rFonts w:ascii="Calibri" w:hAnsi="Calibri"/>
+                <w:sz w:val="18"/>
+              </w:rPr>
+              <w:t>38</w:t>
+            </w:r>
+          </w:p>
+        </w:tc>
+        <w:tc>
+          <w:tcPr>
+            <w:tcW w:type="dxa" w:w="2150"/>
+            <w:shd w:fill="FAFBFC"/>
+          </w:tcPr>
+          <w:p>
+            <w:pPr>
+              <w:spacing w:after="0" w:line="252" w:lineRule="auto"/>
+            </w:pPr>
+            <w:r>
+              <w:rPr>
+                <w:rFonts w:ascii="Calibri" w:hAnsi="Calibri"/>
+                <w:sz w:val="18"/>
+              </w:rPr>
+              <w:t>BOMBA_ON_OFF</w:t>
+            </w:r>
+          </w:p>
+        </w:tc>
+        <w:tc>
+          <w:tcPr>
+            <w:tcW w:type="dxa" w:w="2450"/>
+            <w:shd w:fill="FAFBFC"/>
+          </w:tcPr>
+          <w:p>
+            <w:pPr>
+              <w:spacing w:after="0" w:line="252" w:lineRule="auto"/>
+            </w:pPr>
+            <w:r>
+              <w:rPr>
+                <w:rFonts w:ascii="Calibri" w:hAnsi="Calibri"/>
+                <w:sz w:val="18"/>
+              </w:rPr>
+              <w:t>Ativo alto; pull externo</w:t>
+            </w:r>
+          </w:p>
+        </w:tc>
+        <w:tc>
+          <w:tcPr>
+            <w:tcW w:type="dxa" w:w="3460"/>
+            <w:shd w:fill="FAFBFC"/>
+          </w:tcPr>
+          <w:p>
+            <w:pPr>
+              <w:spacing w:after="0" w:line="252" w:lineRule="auto"/>
+            </w:pPr>
+            <w:r>
+              <w:rPr>
+                <w:rFonts w:ascii="Calibri" w:hAnsi="Calibri"/>
+                <w:sz w:val="18"/>
+              </w:rPr>
+              <w:t>Direto; entrada da chave de bomba</w:t>
+            </w:r>
+          </w:p>
+        </w:tc>
+      </w:tr>
+      <w:tr>
+        <w:tc>
+          <w:tcPr>
+            <w:tcW w:type="dxa" w:w="1300"/>
+          </w:tcPr>
+          <w:p>
+            <w:pPr>
+              <w:spacing w:after="0" w:line="252" w:lineRule="auto"/>
+            </w:pPr>
+            <w:r>
+              <w:rPr>
+                <w:rFonts w:ascii="Calibri" w:hAnsi="Calibri"/>
+                <w:sz w:val="18"/>
+              </w:rPr>
+              <w:t>47</w:t>
+            </w:r>
+          </w:p>
+        </w:tc>
+        <w:tc>
+          <w:tcPr>
+            <w:tcW w:type="dxa" w:w="2150"/>
+          </w:tcPr>
+          <w:p>
+            <w:pPr>
+              <w:spacing w:after="0" w:line="252" w:lineRule="auto"/>
+            </w:pPr>
+            <w:r>
+              <w:rPr>
+                <w:rFonts w:ascii="Calibri" w:hAnsi="Calibri"/>
+                <w:sz w:val="18"/>
+              </w:rPr>
+              <w:t>MAN_AUTO</w:t>
+            </w:r>
+          </w:p>
+        </w:tc>
+        <w:tc>
+          <w:tcPr>
+            <w:tcW w:type="dxa" w:w="2450"/>
+          </w:tcPr>
+          <w:p>
+            <w:pPr>
+              <w:spacing w:after="0" w:line="252" w:lineRule="auto"/>
+            </w:pPr>
+            <w:r>
+              <w:rPr>
+                <w:rFonts w:ascii="Calibri" w:hAnsi="Calibri"/>
+                <w:sz w:val="18"/>
+              </w:rPr>
+              <w:t>Ativo alto; pull externo</w:t>
+            </w:r>
+          </w:p>
+        </w:tc>
+        <w:tc>
+          <w:tcPr>
+            <w:tcW w:type="dxa" w:w="3460"/>
+          </w:tcPr>
+          <w:p>
+            <w:pPr>
+              <w:spacing w:after="0" w:line="252" w:lineRule="auto"/>
+            </w:pPr>
+            <w:r>
+              <w:rPr>
+                <w:rFonts w:ascii="Calibri" w:hAnsi="Calibri"/>
+                <w:sz w:val="18"/>
+              </w:rPr>
+              <w:t>Direto; entrada da chave Manual/Automático</w:t>
+            </w:r>
+          </w:p>
+        </w:tc>
+      </w:tr>
+      <w:tr>
+        <w:tc>
+          <w:tcPr>
+            <w:tcW w:type="dxa" w:w="1300"/>
+            <w:shd w:fill="FAFBFC"/>
+          </w:tcPr>
+          <w:p>
+            <w:pPr>
+              <w:spacing w:after="0" w:line="252" w:lineRule="auto"/>
+            </w:pPr>
+            <w:r>
+              <w:rPr>
+                <w:rFonts w:ascii="Calibri" w:hAnsi="Calibri"/>
+                <w:sz w:val="18"/>
+              </w:rPr>
+              <w:t>7, 48</w:t>
+            </w:r>
+          </w:p>
+        </w:tc>
+        <w:tc>
+          <w:tcPr>
+            <w:tcW w:type="dxa" w:w="2150"/>
+            <w:shd w:fill="FAFBFC"/>
+          </w:tcPr>
+          <w:p>
+            <w:pPr>
+              <w:spacing w:after="0" w:line="252" w:lineRule="auto"/>
+            </w:pPr>
+            <w:r>
+              <w:rPr>
+                <w:rFonts w:ascii="Calibri" w:hAnsi="Calibri"/>
+                <w:sz w:val="18"/>
+              </w:rPr>
+              <w:t>Reservados</w:t>
+            </w:r>
+          </w:p>
+        </w:tc>
+        <w:tc>
+          <w:tcPr>
+            <w:tcW w:type="dxa" w:w="2450"/>
+            <w:shd w:fill="FAFBFC"/>
+          </w:tcPr>
+          <w:p>
+            <w:pPr>
+              <w:spacing w:after="0" w:line="252" w:lineRule="auto"/>
+            </w:pPr>
+            <w:r>
+              <w:rPr>
+                <w:rFonts w:ascii="Calibri" w:hAnsi="Calibri"/>
+                <w:sz w:val="18"/>
+              </w:rPr>
+              <w:t>Não definido</w:t>
+            </w:r>
+          </w:p>
+        </w:tc>
+        <w:tc>
+          <w:tcPr>
+            <w:tcW w:type="dxa" w:w="3460"/>
+            <w:shd w:fill="FAFBFC"/>
+          </w:tcPr>
+          <w:p>
+            <w:pPr>
+              <w:spacing w:after="0" w:line="252" w:lineRule="auto"/>
+            </w:pPr>
+            <w:r>
+              <w:rPr>
+                <w:rFonts w:ascii="Calibri" w:hAnsi="Calibri"/>
+                <w:sz w:val="18"/>
+              </w:rPr>
+              <w:t>Disponíveis para evolução futura</w:t>
+            </w:r>
+          </w:p>
+        </w:tc>
+      </w:tr>
+      <w:tr>
+        <w:tc>
+          <w:tcPr>
+            <w:tcW w:type="dxa" w:w="1300"/>
+          </w:tcPr>
+          <w:p>
+            <w:pPr>
+              <w:spacing w:after="0" w:line="252" w:lineRule="auto"/>
+            </w:pPr>
+            <w:r>
+              <w:rPr>
+                <w:rFonts w:ascii="Calibri" w:hAnsi="Calibri"/>
+                <w:sz w:val="18"/>
+              </w:rPr>
+              <w:t>0, 3, 19, 20, 35, 36, 37, 45, 46</w:t>
+            </w:r>
+          </w:p>
+        </w:tc>
+        <w:tc>
+          <w:tcPr>
+            <w:tcW w:type="dxa" w:w="2150"/>
+          </w:tcPr>
+          <w:p>
+            <w:pPr>
+              <w:spacing w:after="0" w:line="252" w:lineRule="auto"/>
+            </w:pPr>
+            <w:r>
+              <w:rPr>
+                <w:rFonts w:ascii="Calibri" w:hAnsi="Calibri"/>
+                <w:sz w:val="18"/>
+              </w:rPr>
+              <w:t>Reservados da placa</w:t>
+            </w:r>
+          </w:p>
+        </w:tc>
+        <w:tc>
+          <w:tcPr>
+            <w:tcW w:type="dxa" w:w="2450"/>
+          </w:tcPr>
+          <w:p>
+            <w:pPr>
+              <w:spacing w:after="0" w:line="252" w:lineRule="auto"/>
+            </w:pPr>
+            <w:r>
+              <w:rPr>
+                <w:rFonts w:ascii="Calibri" w:hAnsi="Calibri"/>
+                <w:sz w:val="18"/>
+              </w:rPr>
+              <w:t>Não utilizar</w:t>
+            </w:r>
+          </w:p>
+        </w:tc>
+        <w:tc>
+          <w:tcPr>
+            <w:tcW w:type="dxa" w:w="3460"/>
+          </w:tcPr>
+          <w:p>
+            <w:pPr>
+              <w:spacing w:after="0" w:line="252" w:lineRule="auto"/>
+            </w:pPr>
+            <w:r>
+              <w:rPr>
+                <w:rFonts w:ascii="Calibri" w:hAnsi="Calibri"/>
+                <w:sz w:val="18"/>
+              </w:rPr>
+              <w:t>Boot, USB ou Flash/PSRAM</w:t>
+            </w:r>
+          </w:p>
+        </w:tc>
+      </w:tr>
+    </w:tbl>
+    <w:p>
+      <w:pPr>
+        <w:spacing w:after="0"/>
+      </w:pPr>
+    </w:p>
+    <w:p>
+      <w:pPr>
         <w:pStyle w:val="Heading1"/>
         <w:keepNext/>
       </w:pPr>
@@ -1474,7 +2551,7 @@
                 <w:rFonts w:ascii="Calibri" w:hAnsi="Calibri"/>
                 <w:sz w:val="18"/>
               </w:rPr>
-              <w:t>Hora de início e duração; permitir pelo menos uma agenda por canal</w:t>
+              <w:t>Dias da semana; no mínimo dois horários por canal, cada um com duração</w:t>
             </w:r>
           </w:p>
         </w:tc>
@@ -1527,7 +2604,7 @@
                 <w:rFonts w:ascii="Calibri" w:hAnsi="Calibri"/>
                 <w:sz w:val="18"/>
               </w:rPr>
-              <w:t>Solicita bomba durante o ciclo, salvo configuração futura diferente</w:t>
+              <w:t>Solicita bomba durante o ciclo</w:t>
             </w:r>
           </w:p>
         </w:tc>
@@ -2738,7 +3815,7 @@
                 <w:rFonts w:ascii="Calibri" w:hAnsi="Calibri"/>
                 <w:sz w:val="18"/>
               </w:rPr>
-              <w:t>Cada agenda deve permitir habilitar/desabilitar o ciclo sem apagar horário ou duração.</w:t>
+              <w:t>Cada canal de irrigação deve permitir ao menos duas agendas diárias, com horário, duração, dias da semana e habilitação independentes.</w:t>
             </w:r>
           </w:p>
         </w:tc>
@@ -2755,7 +3832,7 @@
                 <w:rFonts w:ascii="Calibri" w:hAnsi="Calibri"/>
                 <w:sz w:val="18"/>
               </w:rPr>
-              <w:t>Média</w:t>
+              <w:t>Alta</w:t>
             </w:r>
           </w:p>
         </w:tc>
@@ -2847,7 +3924,7 @@
                 <w:rFonts w:ascii="Calibri" w:hAnsi="Calibri"/>
                 <w:sz w:val="18"/>
               </w:rPr>
-              <w:t>Uma irrigação pendente por conflito deve iniciar após a conclusão do ciclo anterior somente se ainda estiver dentro de uma janela configurável; fora da janela, deve ser registrada como perdida.</w:t>
+              <w:t>Uma irrigação pendente por conflito deve iniciar após o ciclo anterior somente se ainda estiver dentro da janela de atraso de 5 minutos; fora dela, deve ser registrada como perdida.</w:t>
             </w:r>
           </w:p>
         </w:tc>
@@ -2884,7 +3961,7 @@
                 <w:rFonts w:ascii="Calibri" w:hAnsi="Calibri"/>
                 <w:sz w:val="18"/>
               </w:rPr>
-              <w:t>RF-25</w:t>
+              <w:t>RF-26</w:t>
             </w:r>
           </w:p>
         </w:tc>
@@ -2902,7 +3979,7 @@
                 <w:rFonts w:ascii="Calibri" w:hAnsi="Calibri"/>
                 <w:sz w:val="18"/>
               </w:rPr>
-              <w:t>O usuário deve poder interromper uma irrigação ativa pelo menu; a solenoide deve fechar imediatamente e o evento deve ser registrado.</w:t>
+              <w:t>Sem água disponível para irrigação, o firmware deve gerar alerta, manter o ciclo pendente e iniciá-lo apenas após normalização da disponibilidade, respeitando a janela de atraso.</w:t>
             </w:r>
           </w:p>
         </w:tc>
@@ -2910,6 +3987,59 @@
           <w:tcPr>
             <w:tcW w:type="dxa" w:w="1410"/>
             <w:shd w:fill="FAFBFC"/>
+          </w:tcPr>
+          <w:p>
+            <w:pPr>
+              <w:spacing w:after="0" w:line="252" w:lineRule="auto"/>
+            </w:pPr>
+            <w:r>
+              <w:rPr>
+                <w:rFonts w:ascii="Calibri" w:hAnsi="Calibri"/>
+                <w:sz w:val="18"/>
+              </w:rPr>
+              <w:t>Alta</w:t>
+            </w:r>
+          </w:p>
+        </w:tc>
+      </w:tr>
+      <w:tr>
+        <w:tc>
+          <w:tcPr>
+            <w:tcW w:type="dxa" w:w="900"/>
+          </w:tcPr>
+          <w:p>
+            <w:pPr>
+              <w:spacing w:after="0" w:line="252" w:lineRule="auto"/>
+            </w:pPr>
+            <w:r>
+              <w:rPr>
+                <w:rFonts w:ascii="Calibri" w:hAnsi="Calibri"/>
+                <w:sz w:val="18"/>
+              </w:rPr>
+              <w:t>RF-25</w:t>
+            </w:r>
+          </w:p>
+        </w:tc>
+        <w:tc>
+          <w:tcPr>
+            <w:tcW w:type="dxa" w:w="7050"/>
+          </w:tcPr>
+          <w:p>
+            <w:pPr>
+              <w:spacing w:after="0" w:line="252" w:lineRule="auto"/>
+            </w:pPr>
+            <w:r>
+              <w:rPr>
+                <w:rFonts w:ascii="Calibri" w:hAnsi="Calibri"/>
+                <w:sz w:val="18"/>
+              </w:rPr>
+              <w:t>O usuário deve poder interromper uma irrigação ativa pelo menu; a solenoide deve fechar imediatamente e o evento deve ser registrado.</w:t>
+            </w:r>
+          </w:p>
+        </w:tc>
+        <w:tc>
+          <w:tcPr>
+            <w:tcW w:type="dxa" w:w="1410"/>
           </w:tcPr>
           <w:p>
             <w:pPr>
@@ -3071,7 +4201,7 @@
                 <w:rFonts w:ascii="Calibri" w:hAnsi="Calibri"/>
                 <w:sz w:val="18"/>
               </w:rPr>
-              <w:t>A bomba deve ligar somente quando existir ao menos uma demanda autorizada de caixa ou irrigação, ou quando a chave independente solicitar operação manual.</w:t>
+              <w:t>A bomba deve ligar quando existir demanda autorizada de caixa ou irrigação, ou pela chave independente para a conexão hidráulica de uso geral.</w:t>
             </w:r>
           </w:p>
         </w:tc>
@@ -3344,7 +4474,7 @@
                 <w:rFonts w:ascii="Calibri" w:hAnsi="Calibri"/>
                 <w:sz w:val="18"/>
               </w:rPr>
-              <w:t>A chave de bomba independente deve ser indicada no display e não pode ignorar alarmes críticos de falta de fluxo, sobretempo ou falha de segurança.</w:t>
+              <w:t>A chave de bomba independente deve acionar a conexão hidráulica própria, sem requerer solenoide aberta; deve ser indicada no display e não pode ignorar alarmes críticos de falta de fluxo, sobretempo ou falha de segurança.</w:t>
             </w:r>
           </w:p>
         </w:tc>
@@ -3941,7 +5071,7 @@
         <w:spacing w:after="80" w:line="276" w:lineRule="auto"/>
       </w:pPr>
       <w:r>
-        <w:t>Nunca acionar bomba sem ao menos uma solenoide autorizada aberta, exceto em um modo de teste de comissionamento explicitamente protegido e ainda a definir.</w:t>
+        <w:t>Nunca acionar bomba sem ao menos uma solenoide autorizada aberta, exceto quando a chave de bomba independente solicitar a conexão hidráulica de uso geral e todos os seus intertravamentos estiverem satisfeitos.</w:t>
       </w:r>
     </w:p>
     <w:p>
@@ -6086,7 +7216,7 @@
         <w:keepNext/>
       </w:pPr>
       <w:r>
-        <w:t>8.1 Conexão e tópicos</w:t>
+        <w:t>9.1 Conexão e tópicos</w:t>
       </w:r>
     </w:p>
     <w:tbl>
@@ -6220,7 +7350,7 @@
                 <w:rFonts w:ascii="Calibri" w:hAnsi="Calibri"/>
                 <w:sz w:val="18"/>
               </w:rPr>
-              <w:t>O firmware deve permitir configurar SSID, senha Wi-Fi, endereço/porta do broker MQTT, credenciais, ID do dispositivo e prefixo de tópicos.</w:t>
+              <w:t>O firmware deve permitir configurar SSID, senha Wi-Fi, endereço/porta do broker HiveMQ, credenciais exclusivas, ID do dispositivo e prefixo de tópicos.</w:t>
             </w:r>
           </w:p>
         </w:tc>
@@ -6275,7 +7405,7 @@
                 <w:rFonts w:ascii="Calibri" w:hAnsi="Calibri"/>
                 <w:sz w:val="18"/>
               </w:rPr>
-              <w:t>A conexão MQTT deve usar TLS quando o broker estiver configurado para conexão segura; certificados ou fingerprint devem ser persistidos de forma protegida.</w:t>
+              <w:t>A conexão MQTT com HiveMQ deve usar TLS obrigatório, validação de certificado de autoridade e credenciais exclusivas por Aquabox, persistidas de forma protegida.</w:t>
             </w:r>
           </w:p>
         </w:tc>
@@ -6472,7 +7602,7 @@
         <w:keepNext/>
       </w:pPr>
       <w:r>
-        <w:t>8.2 Telemetria publicada</w:t>
+        <w:t>9.2 Telemetria publicada</w:t>
       </w:r>
     </w:p>
     <w:tbl>
@@ -6805,7 +7935,7 @@
         <w:keepNext/>
       </w:pPr>
       <w:r>
-        <w:t>8.3 Comandos remotos e segurança</w:t>
+        <w:t>9.3 Comandos remotos e segurança</w:t>
       </w:r>
     </w:p>
     <w:tbl>
@@ -7612,7 +8742,7 @@
                 <w:rFonts w:ascii="Calibri" w:hAnsi="Calibri"/>
                 <w:sz w:val="18"/>
               </w:rPr>
-              <w:t>Eventos importantes devem ser armazenados em log circular: inicialização, acionamentos, encerramentos, alarmes, mudanças de configuração e alternância de modo.</w:t>
+              <w:t>Eventos importantes devem ser armazenados em log circular na EEPROM AT24C32 do módulo RTC: inicialização, acionamentos, encerramentos, alarmes, mudanças de configuração e alternância de modo.</w:t>
             </w:r>
           </w:p>
         </w:tc>
@@ -7760,7 +8890,7 @@
                 <w:rFonts w:ascii="Calibri" w:hAnsi="Calibri"/>
                 <w:sz w:val="18"/>
               </w:rPr>
-              <w:t>Credenciais e parâmetros de rede devem ser armazenados em área não volátil com proteção contra leitura casual e não podem constar em logs.</w:t>
+              <w:t>Configurações devem ser mantidas em memória não volátil e credenciais de rede em área protegida; nenhum segredo pode constar em logs.</w:t>
             </w:r>
           </w:p>
         </w:tc>
@@ -7780,7 +8910,7 @@
                 <w:rFonts w:ascii="Calibri" w:hAnsi="Calibri"/>
                 <w:sz w:val="18"/>
               </w:rPr>
-              <w:t>RNF-10</w:t>
+              <w:t>RNF-17</w:t>
             </w:r>
           </w:p>
         </w:tc>
@@ -7788,6 +8918,42 @@
           <w:tcPr>
             <w:tcW w:type="dxa" w:w="8160"/>
             <w:shd w:fill="FAFBFC"/>
+          </w:tcPr>
+          <w:p>
+            <w:pPr>
+              <w:spacing w:after="0" w:line="252" w:lineRule="auto"/>
+            </w:pPr>
+            <w:r>
+              <w:rPr>
+                <w:rFonts w:ascii="Calibri" w:hAnsi="Calibri"/>
+                <w:sz w:val="18"/>
+              </w:rPr>
+              <w:t>A bateria do DS3231M deve manter a data e hora sem energia externa. A AT24C32 deve manter o histórico por ser memória não volátil; a integração física do módulo deve ser verificada no protótipo.</w:t>
+            </w:r>
+          </w:p>
+        </w:tc>
+      </w:tr>
+      <w:tr>
+        <w:tc>
+          <w:tcPr>
+            <w:tcW w:type="dxa" w:w="1200"/>
+          </w:tcPr>
+          <w:p>
+            <w:pPr>
+              <w:spacing w:after="0" w:line="252" w:lineRule="auto"/>
+            </w:pPr>
+            <w:r>
+              <w:rPr>
+                <w:rFonts w:ascii="Calibri" w:hAnsi="Calibri"/>
+                <w:sz w:val="18"/>
+              </w:rPr>
+              <w:t>RNF-10</w:t>
+            </w:r>
+          </w:p>
+        </w:tc>
+        <w:tc>
+          <w:tcPr>
+            <w:tcW w:type="dxa" w:w="8160"/>
           </w:tcPr>
           <w:p>
             <w:pPr>
@@ -8855,88 +10021,701 @@
         <w:keepNext/>
       </w:pPr>
       <w:r>
-        <w:t>12. Decisões pendentes para a próxima revisão</w:t>
+        <w:t>12. Decisões de projeto confirmadas</w:t>
       </w:r>
     </w:p>
     <w:p>
       <w:pPr>
-        <w:pStyle w:val="ListBullet"/>
-        <w:spacing w:after="80" w:line="276" w:lineRule="auto"/>
+        <w:pStyle w:val="Heading2"/>
+        <w:keepNext/>
       </w:pPr>
       <w:r>
-        <w:t>Definir características elétricas e lógica ativa dos sensores de nível, chaves, relé e drivers de solenoide (ativo alto/baixo, pull-up/pull-down e isolamento).</w:t>
+        <w:t>12.1 Limites e comportamento operacional</w:t>
+      </w:r>
+    </w:p>
+    <w:tbl>
+      <w:tblPr>
+        <w:tblStyle w:val="TableGrid"/>
+        <w:tblW w:type="dxa" w:w="9360"/>
+        <w:jc w:val="left"/>
+        <w:tblLayout w:type="fixed"/>
+        <w:tblLook w:firstColumn="1" w:firstRow="1" w:lastColumn="0" w:lastRow="0" w:noHBand="0" w:noVBand="1" w:val="04A0"/>
+        <w:tblInd w:w="120" w:type="dxa"/>
+      </w:tblPr>
+      <w:tblGrid>
+        <w:gridCol w:w="3000"/>
+        <w:gridCol w:w="6360"/>
+      </w:tblGrid>
+      <w:tr>
+        <w:trPr>
+          <w:tblHeader w:val="true"/>
+        </w:trPr>
+        <w:tc>
+          <w:tcPr>
+            <w:tcW w:type="dxa" w:w="3000"/>
+            <w:vAlign w:val="center"/>
+            <w:tcMar>
+              <w:top w:w="80" w:type="dxa"/>
+              <w:start w:w="120" w:type="dxa"/>
+              <w:bottom w:w="80" w:type="dxa"/>
+              <w:end w:w="120" w:type="dxa"/>
+            </w:tcMar>
+            <w:shd w:fill="E8EEF5"/>
+          </w:tcPr>
+          <w:p>
+            <w:pPr>
+              <w:spacing w:after="0"/>
+            </w:pPr>
+            <w:r>
+              <w:rPr>
+                <w:rFonts w:ascii="Calibri" w:hAnsi="Calibri"/>
+                <w:b/>
+                <w:color w:val="0B2545"/>
+                <w:sz w:val="19"/>
+              </w:rPr>
+              <w:t>ITEM</w:t>
+            </w:r>
+          </w:p>
+        </w:tc>
+        <w:tc>
+          <w:tcPr>
+            <w:tcW w:type="dxa" w:w="6360"/>
+            <w:vAlign w:val="center"/>
+            <w:tcMar>
+              <w:top w:w="80" w:type="dxa"/>
+              <w:start w:w="120" w:type="dxa"/>
+              <w:bottom w:w="80" w:type="dxa"/>
+              <w:end w:w="120" w:type="dxa"/>
+            </w:tcMar>
+            <w:shd w:fill="E8EEF5"/>
+          </w:tcPr>
+          <w:p>
+            <w:pPr>
+              <w:spacing w:after="0"/>
+            </w:pPr>
+            <w:r>
+              <w:rPr>
+                <w:rFonts w:ascii="Calibri" w:hAnsi="Calibri"/>
+                <w:b/>
+                <w:color w:val="0B2545"/>
+                <w:sz w:val="19"/>
+              </w:rPr>
+              <w:t>DECISÃO</w:t>
+            </w:r>
+          </w:p>
+        </w:tc>
+      </w:tr>
+      <w:tr>
+        <w:tc>
+          <w:tcPr>
+            <w:tcW w:type="dxa" w:w="3000"/>
+          </w:tcPr>
+          <w:p>
+            <w:pPr>
+              <w:spacing w:after="0" w:line="252" w:lineRule="auto"/>
+            </w:pPr>
+            <w:r>
+              <w:rPr>
+                <w:rFonts w:ascii="Calibri" w:hAnsi="Calibri"/>
+                <w:sz w:val="18"/>
+              </w:rPr>
+              <w:t>Duração máxima de irrigação</w:t>
+            </w:r>
+          </w:p>
+        </w:tc>
+        <w:tc>
+          <w:tcPr>
+            <w:tcW w:type="dxa" w:w="6360"/>
+          </w:tcPr>
+          <w:p>
+            <w:pPr>
+              <w:spacing w:after="0" w:line="252" w:lineRule="auto"/>
+            </w:pPr>
+            <w:r>
+              <w:rPr>
+                <w:rFonts w:ascii="Calibri" w:hAnsi="Calibri"/>
+                <w:sz w:val="18"/>
+              </w:rPr>
+              <w:t>60 minutos por setor/solenoide.</w:t>
+            </w:r>
+          </w:p>
+        </w:tc>
+      </w:tr>
+      <w:tr>
+        <w:tc>
+          <w:tcPr>
+            <w:tcW w:type="dxa" w:w="3000"/>
+            <w:shd w:fill="FAFBFC"/>
+          </w:tcPr>
+          <w:p>
+            <w:pPr>
+              <w:spacing w:after="0" w:line="252" w:lineRule="auto"/>
+            </w:pPr>
+            <w:r>
+              <w:rPr>
+                <w:rFonts w:ascii="Calibri" w:hAnsi="Calibri"/>
+                <w:sz w:val="18"/>
+              </w:rPr>
+              <w:t>Timeout de enchimento</w:t>
+            </w:r>
+          </w:p>
+        </w:tc>
+        <w:tc>
+          <w:tcPr>
+            <w:tcW w:type="dxa" w:w="6360"/>
+            <w:shd w:fill="FAFBFC"/>
+          </w:tcPr>
+          <w:p>
+            <w:pPr>
+              <w:spacing w:after="0" w:line="252" w:lineRule="auto"/>
+            </w:pPr>
+            <w:r>
+              <w:rPr>
+                <w:rFonts w:ascii="Calibri" w:hAnsi="Calibri"/>
+                <w:sz w:val="18"/>
+              </w:rPr>
+              <w:t>10 minutos por caixa/canal.</w:t>
+            </w:r>
+          </w:p>
+        </w:tc>
+      </w:tr>
+      <w:tr>
+        <w:tc>
+          <w:tcPr>
+            <w:tcW w:type="dxa" w:w="3000"/>
+          </w:tcPr>
+          <w:p>
+            <w:pPr>
+              <w:spacing w:after="0" w:line="252" w:lineRule="auto"/>
+            </w:pPr>
+            <w:r>
+              <w:rPr>
+                <w:rFonts w:ascii="Calibri" w:hAnsi="Calibri"/>
+                <w:sz w:val="18"/>
+              </w:rPr>
+              <w:t>Janela entre setores</w:t>
+            </w:r>
+          </w:p>
+        </w:tc>
+        <w:tc>
+          <w:tcPr>
+            <w:tcW w:type="dxa" w:w="6360"/>
+          </w:tcPr>
+          <w:p>
+            <w:pPr>
+              <w:spacing w:after="0" w:line="252" w:lineRule="auto"/>
+            </w:pPr>
+            <w:r>
+              <w:rPr>
+                <w:rFonts w:ascii="Calibri" w:hAnsi="Calibri"/>
+                <w:sz w:val="18"/>
+              </w:rPr>
+              <w:t>5 minutos. Também limita a execução de irrigação pendente por conflito ou normalização de água.</w:t>
+            </w:r>
+          </w:p>
+        </w:tc>
+      </w:tr>
+      <w:tr>
+        <w:tc>
+          <w:tcPr>
+            <w:tcW w:type="dxa" w:w="3000"/>
+            <w:shd w:fill="FAFBFC"/>
+          </w:tcPr>
+          <w:p>
+            <w:pPr>
+              <w:spacing w:after="0" w:line="252" w:lineRule="auto"/>
+            </w:pPr>
+            <w:r>
+              <w:rPr>
+                <w:rFonts w:ascii="Calibri" w:hAnsi="Calibri"/>
+                <w:sz w:val="18"/>
+              </w:rPr>
+              <w:t>Debounce</w:t>
+            </w:r>
+          </w:p>
+        </w:tc>
+        <w:tc>
+          <w:tcPr>
+            <w:tcW w:type="dxa" w:w="6360"/>
+            <w:shd w:fill="FAFBFC"/>
+          </w:tcPr>
+          <w:p>
+            <w:pPr>
+              <w:spacing w:after="0" w:line="252" w:lineRule="auto"/>
+            </w:pPr>
+            <w:r>
+              <w:rPr>
+                <w:rFonts w:ascii="Calibri" w:hAnsi="Calibri"/>
+                <w:sz w:val="18"/>
+              </w:rPr>
+              <w:t>Implementado em hardware. O firmware ainda deve validar coerência temporal dos níveis e das chaves antes de mudar o estado.</w:t>
+            </w:r>
+          </w:p>
+        </w:tc>
+      </w:tr>
+      <w:tr>
+        <w:tc>
+          <w:tcPr>
+            <w:tcW w:type="dxa" w:w="3000"/>
+          </w:tcPr>
+          <w:p>
+            <w:pPr>
+              <w:spacing w:after="0" w:line="252" w:lineRule="auto"/>
+            </w:pPr>
+            <w:r>
+              <w:rPr>
+                <w:rFonts w:ascii="Calibri" w:hAnsi="Calibri"/>
+                <w:sz w:val="18"/>
+              </w:rPr>
+              <w:t>Faixa de vazão</w:t>
+            </w:r>
+          </w:p>
+        </w:tc>
+        <w:tc>
+          <w:tcPr>
+            <w:tcW w:type="dxa" w:w="6360"/>
+          </w:tcPr>
+          <w:p>
+            <w:pPr>
+              <w:spacing w:after="0" w:line="252" w:lineRule="auto"/>
+            </w:pPr>
+            <w:r>
+              <w:rPr>
+                <w:rFonts w:ascii="Calibri" w:hAnsi="Calibri"/>
+                <w:sz w:val="18"/>
+              </w:rPr>
+              <w:t>Configurável por instalação, pois depende da rede hidráulica. Os limites mínimo e máximo devem ser usados pelo alarme de fluxo.</w:t>
+            </w:r>
+          </w:p>
+        </w:tc>
+      </w:tr>
+      <w:tr>
+        <w:tc>
+          <w:tcPr>
+            <w:tcW w:type="dxa" w:w="3000"/>
+            <w:shd w:fill="FAFBFC"/>
+          </w:tcPr>
+          <w:p>
+            <w:pPr>
+              <w:spacing w:after="0" w:line="252" w:lineRule="auto"/>
+            </w:pPr>
+            <w:r>
+              <w:rPr>
+                <w:rFonts w:ascii="Calibri" w:hAnsi="Calibri"/>
+                <w:sz w:val="18"/>
+              </w:rPr>
+              <w:t>Falta de água</w:t>
+            </w:r>
+          </w:p>
+        </w:tc>
+        <w:tc>
+          <w:tcPr>
+            <w:tcW w:type="dxa" w:w="6360"/>
+            <w:shd w:fill="FAFBFC"/>
+          </w:tcPr>
+          <w:p>
+            <w:pPr>
+              <w:spacing w:after="0" w:line="252" w:lineRule="auto"/>
+            </w:pPr>
+            <w:r>
+              <w:rPr>
+                <w:rFonts w:ascii="Calibri" w:hAnsi="Calibri"/>
+                <w:sz w:val="18"/>
+              </w:rPr>
+              <w:t>Gerar alerta; reter o ciclo de irrigação e acioná-lo após a normalização, somente dentro da janela configurada.</w:t>
+            </w:r>
+          </w:p>
+        </w:tc>
+      </w:tr>
+    </w:tbl>
+    <w:p>
+      <w:pPr>
+        <w:spacing w:after="0"/>
+      </w:pPr>
+    </w:p>
+    <w:p>
+      <w:pPr>
+        <w:pStyle w:val="Heading2"/>
+        <w:keepNext/>
+      </w:pPr>
+      <w:r>
+        <w:t>12.2 Persistência, RTC e histórico</w:t>
+      </w:r>
+    </w:p>
+    <w:p>
+      <w:r>
+        <w:t>As configurações operacionais devem permanecer em memória não volátil para sobreviver à falta de energia. O histórico circular será armazenado na EEPROM AT24C32 do módulo RTC. A bateria do DS3231M preserva data e hora durante a ausência de energia; a retenção da AT24C32 decorre de sua memória não volátil e deve ser confirmada no teste integrado do módulo.</w:t>
       </w:r>
     </w:p>
     <w:p>
       <w:pPr>
-        <w:pStyle w:val="ListBullet"/>
-        <w:spacing w:after="80" w:line="276" w:lineRule="auto"/>
+        <w:pStyle w:val="Heading2"/>
+        <w:keepNext/>
       </w:pPr>
       <w:r>
-        <w:t>Definir limites configuráveis: duração máxima de irrigação, timeout de enchimento, janela de atraso, debounce e faixas da vazão esperada.</w:t>
+        <w:t>12.3 MQTT e política de acesso remoto</w:t>
+      </w:r>
+    </w:p>
+    <w:p>
+      <w:r>
+        <w:t>O broker será o HiveMQ. Cada Aquabox instalado terá credenciais próprias, com dois dispositivos no lançamento inicial. TLS e validação do certificado da autoridade certificadora são obrigatórios. O provisionamento deve ocorrer localmente, por tela de configuração ou procedimento técnico controlado, e as credenciais não podem ser exibidas nem publicadas.</w:t>
+      </w:r>
+    </w:p>
+    <w:tbl>
+      <w:tblPr>
+        <w:tblStyle w:val="TableGrid"/>
+        <w:tblW w:type="dxa" w:w="9360"/>
+        <w:jc w:val="left"/>
+        <w:tblLayout w:type="fixed"/>
+        <w:tblLook w:firstColumn="1" w:firstRow="1" w:lastColumn="0" w:lastRow="0" w:noHBand="0" w:noVBand="1" w:val="04A0"/>
+        <w:tblInd w:w="120" w:type="dxa"/>
+      </w:tblPr>
+      <w:tblGrid>
+        <w:gridCol w:w="1700"/>
+        <w:gridCol w:w="4300"/>
+        <w:gridCol w:w="3360"/>
+      </w:tblGrid>
+      <w:tr>
+        <w:trPr>
+          <w:tblHeader w:val="true"/>
+        </w:trPr>
+        <w:tc>
+          <w:tcPr>
+            <w:tcW w:type="dxa" w:w="1700"/>
+            <w:vAlign w:val="center"/>
+            <w:tcMar>
+              <w:top w:w="80" w:type="dxa"/>
+              <w:start w:w="120" w:type="dxa"/>
+              <w:bottom w:w="80" w:type="dxa"/>
+              <w:end w:w="120" w:type="dxa"/>
+            </w:tcMar>
+            <w:shd w:fill="E8EEF5"/>
+          </w:tcPr>
+          <w:p>
+            <w:pPr>
+              <w:spacing w:after="0"/>
+            </w:pPr>
+            <w:r>
+              <w:rPr>
+                <w:rFonts w:ascii="Calibri" w:hAnsi="Calibri"/>
+                <w:b/>
+                <w:color w:val="0B2545"/>
+                <w:sz w:val="19"/>
+              </w:rPr>
+              <w:t>PERFIL</w:t>
+            </w:r>
+          </w:p>
+        </w:tc>
+        <w:tc>
+          <w:tcPr>
+            <w:tcW w:type="dxa" w:w="4300"/>
+            <w:vAlign w:val="center"/>
+            <w:tcMar>
+              <w:top w:w="80" w:type="dxa"/>
+              <w:start w:w="120" w:type="dxa"/>
+              <w:bottom w:w="80" w:type="dxa"/>
+              <w:end w:w="120" w:type="dxa"/>
+            </w:tcMar>
+            <w:shd w:fill="E8EEF5"/>
+          </w:tcPr>
+          <w:p>
+            <w:pPr>
+              <w:spacing w:after="0"/>
+            </w:pPr>
+            <w:r>
+              <w:rPr>
+                <w:rFonts w:ascii="Calibri" w:hAnsi="Calibri"/>
+                <w:b/>
+                <w:color w:val="0B2545"/>
+                <w:sz w:val="19"/>
+              </w:rPr>
+              <w:t>PERMISSÕES</w:t>
+            </w:r>
+          </w:p>
+        </w:tc>
+        <w:tc>
+          <w:tcPr>
+            <w:tcW w:type="dxa" w:w="3360"/>
+            <w:vAlign w:val="center"/>
+            <w:tcMar>
+              <w:top w:w="80" w:type="dxa"/>
+              <w:start w:w="120" w:type="dxa"/>
+              <w:bottom w:w="80" w:type="dxa"/>
+              <w:end w:w="120" w:type="dxa"/>
+            </w:tcMar>
+            <w:shd w:fill="E8EEF5"/>
+          </w:tcPr>
+          <w:p>
+            <w:pPr>
+              <w:spacing w:after="0"/>
+            </w:pPr>
+            <w:r>
+              <w:rPr>
+                <w:rFonts w:ascii="Calibri" w:hAnsi="Calibri"/>
+                <w:b/>
+                <w:color w:val="0B2545"/>
+                <w:sz w:val="19"/>
+              </w:rPr>
+              <w:t>RESTRIÇÕES</w:t>
+            </w:r>
+          </w:p>
+        </w:tc>
+      </w:tr>
+      <w:tr>
+        <w:tc>
+          <w:tcPr>
+            <w:tcW w:type="dxa" w:w="1700"/>
+          </w:tcPr>
+          <w:p>
+            <w:pPr>
+              <w:spacing w:after="0" w:line="252" w:lineRule="auto"/>
+            </w:pPr>
+            <w:r>
+              <w:rPr>
+                <w:rFonts w:ascii="Calibri" w:hAnsi="Calibri"/>
+                <w:sz w:val="18"/>
+              </w:rPr>
+              <w:t>Visualizador</w:t>
+            </w:r>
+          </w:p>
+        </w:tc>
+        <w:tc>
+          <w:tcPr>
+            <w:tcW w:type="dxa" w:w="4300"/>
+          </w:tcPr>
+          <w:p>
+            <w:pPr>
+              <w:spacing w:after="0" w:line="252" w:lineRule="auto"/>
+            </w:pPr>
+            <w:r>
+              <w:rPr>
+                <w:rFonts w:ascii="Calibri" w:hAnsi="Calibri"/>
+                <w:sz w:val="18"/>
+              </w:rPr>
+              <w:t>Ler status, telemetria e eventos.</w:t>
+            </w:r>
+          </w:p>
+        </w:tc>
+        <w:tc>
+          <w:tcPr>
+            <w:tcW w:type="dxa" w:w="3360"/>
+          </w:tcPr>
+          <w:p>
+            <w:pPr>
+              <w:spacing w:after="0" w:line="252" w:lineRule="auto"/>
+            </w:pPr>
+            <w:r>
+              <w:rPr>
+                <w:rFonts w:ascii="Calibri" w:hAnsi="Calibri"/>
+                <w:sz w:val="18"/>
+              </w:rPr>
+              <w:t>Sem publicação no tópico command e sem acesso a credenciais.</w:t>
+            </w:r>
+          </w:p>
+        </w:tc>
+      </w:tr>
+      <w:tr>
+        <w:tc>
+          <w:tcPr>
+            <w:tcW w:type="dxa" w:w="1700"/>
+            <w:shd w:fill="FAFBFC"/>
+          </w:tcPr>
+          <w:p>
+            <w:pPr>
+              <w:spacing w:after="0" w:line="252" w:lineRule="auto"/>
+            </w:pPr>
+            <w:r>
+              <w:rPr>
+                <w:rFonts w:ascii="Calibri" w:hAnsi="Calibri"/>
+                <w:sz w:val="18"/>
+              </w:rPr>
+              <w:t>Operador</w:t>
+            </w:r>
+          </w:p>
+        </w:tc>
+        <w:tc>
+          <w:tcPr>
+            <w:tcW w:type="dxa" w:w="4300"/>
+            <w:shd w:fill="FAFBFC"/>
+          </w:tcPr>
+          <w:p>
+            <w:pPr>
+              <w:spacing w:after="0" w:line="252" w:lineRule="auto"/>
+            </w:pPr>
+            <w:r>
+              <w:rPr>
+                <w:rFonts w:ascii="Calibri" w:hAnsi="Calibri"/>
+                <w:sz w:val="18"/>
+              </w:rPr>
+              <w:t>Todas as permissões de visualizador; iniciar/parar irrigação dentro dos limites; reconhecer alarme não crítico.</w:t>
+            </w:r>
+          </w:p>
+        </w:tc>
+        <w:tc>
+          <w:tcPr>
+            <w:tcW w:type="dxa" w:w="3360"/>
+            <w:shd w:fill="FAFBFC"/>
+          </w:tcPr>
+          <w:p>
+            <w:pPr>
+              <w:spacing w:after="0" w:line="252" w:lineRule="auto"/>
+            </w:pPr>
+            <w:r>
+              <w:rPr>
+                <w:rFonts w:ascii="Calibri" w:hAnsi="Calibri"/>
+                <w:sz w:val="18"/>
+              </w:rPr>
+              <w:t>Não altera rede, credenciais, limites de segurança ou modo Manual/Automático.</w:t>
+            </w:r>
+          </w:p>
+        </w:tc>
+      </w:tr>
+      <w:tr>
+        <w:tc>
+          <w:tcPr>
+            <w:tcW w:type="dxa" w:w="1700"/>
+          </w:tcPr>
+          <w:p>
+            <w:pPr>
+              <w:spacing w:after="0" w:line="252" w:lineRule="auto"/>
+            </w:pPr>
+            <w:r>
+              <w:rPr>
+                <w:rFonts w:ascii="Calibri" w:hAnsi="Calibri"/>
+                <w:sz w:val="18"/>
+              </w:rPr>
+              <w:t>Administrador</w:t>
+            </w:r>
+          </w:p>
+        </w:tc>
+        <w:tc>
+          <w:tcPr>
+            <w:tcW w:type="dxa" w:w="4300"/>
+          </w:tcPr>
+          <w:p>
+            <w:pPr>
+              <w:spacing w:after="0" w:line="252" w:lineRule="auto"/>
+            </w:pPr>
+            <w:r>
+              <w:rPr>
+                <w:rFonts w:ascii="Calibri" w:hAnsi="Calibri"/>
+                <w:sz w:val="18"/>
+              </w:rPr>
+              <w:t>Todas as permissões de operador; configurar agendas, parâmetros não críticos e cadastro de dispositivo.</w:t>
+            </w:r>
+          </w:p>
+        </w:tc>
+        <w:tc>
+          <w:tcPr>
+            <w:tcW w:type="dxa" w:w="3360"/>
+          </w:tcPr>
+          <w:p>
+            <w:pPr>
+              <w:spacing w:after="0" w:line="252" w:lineRule="auto"/>
+            </w:pPr>
+            <w:r>
+              <w:rPr>
+                <w:rFonts w:ascii="Calibri" w:hAnsi="Calibri"/>
+                <w:sz w:val="18"/>
+              </w:rPr>
+              <w:t>Alterações críticas exigem confirmação local e auditoria no histórico.</w:t>
+            </w:r>
+          </w:p>
+        </w:tc>
+      </w:tr>
+      <w:tr>
+        <w:tc>
+          <w:tcPr>
+            <w:tcW w:type="dxa" w:w="1700"/>
+            <w:shd w:fill="FAFBFC"/>
+          </w:tcPr>
+          <w:p>
+            <w:pPr>
+              <w:spacing w:after="0" w:line="252" w:lineRule="auto"/>
+            </w:pPr>
+            <w:r>
+              <w:rPr>
+                <w:rFonts w:ascii="Calibri" w:hAnsi="Calibri"/>
+                <w:sz w:val="18"/>
+              </w:rPr>
+              <w:t>Serviço de painel</w:t>
+            </w:r>
+          </w:p>
+        </w:tc>
+        <w:tc>
+          <w:tcPr>
+            <w:tcW w:type="dxa" w:w="4300"/>
+            <w:shd w:fill="FAFBFC"/>
+          </w:tcPr>
+          <w:p>
+            <w:pPr>
+              <w:spacing w:after="0" w:line="252" w:lineRule="auto"/>
+            </w:pPr>
+            <w:r>
+              <w:rPr>
+                <w:rFonts w:ascii="Calibri" w:hAnsi="Calibri"/>
+                <w:sz w:val="18"/>
+              </w:rPr>
+              <w:t>Publica comandos somente após autenticar e autorizar o usuário; mantém trilha de auditoria.</w:t>
+            </w:r>
+          </w:p>
+        </w:tc>
+        <w:tc>
+          <w:tcPr>
+            <w:tcW w:type="dxa" w:w="3360"/>
+            <w:shd w:fill="FAFBFC"/>
+          </w:tcPr>
+          <w:p>
+            <w:pPr>
+              <w:spacing w:after="0" w:line="252" w:lineRule="auto"/>
+            </w:pPr>
+            <w:r>
+              <w:rPr>
+                <w:rFonts w:ascii="Calibri" w:hAnsi="Calibri"/>
+                <w:sz w:val="18"/>
+              </w:rPr>
+              <w:t>Cada Aquabox só publica em aquabox/{id}/# e só assina aquabox/{id}/command. ACLs do HiveMQ devem impedir acesso cruzado entre dispositivos.</w:t>
+            </w:r>
+          </w:p>
+        </w:tc>
+      </w:tr>
+    </w:tbl>
+    <w:p>
+      <w:pPr>
+        <w:spacing w:after="0"/>
+      </w:pPr>
+    </w:p>
+    <w:p>
+      <w:r>
+        <w:t>Status permanece retido para disponibilidade e último estado conhecido. Telemetria, eventos, comandos e respostas não devem ser retidos, evitando a repetição de comandos após reconexão. O painel/aplicativo deve operar por um serviço autenticado, e não distribuir credenciais de dispositivo a usuários finais.</w:t>
       </w:r>
     </w:p>
     <w:p>
       <w:pPr>
-        <w:pStyle w:val="ListBullet"/>
-        <w:spacing w:after="80" w:line="276" w:lineRule="auto"/>
+        <w:pStyle w:val="Heading2"/>
+        <w:keepNext/>
       </w:pPr>
       <w:r>
-        <w:t>Confirmar se a irrigação terá dias da semana, múltiplos horários por canal e regras para pular ciclos em caso de falta de água.</w:t>
+        <w:t>12.4 Plataforma e evolução de hardware</w:t>
+      </w:r>
+    </w:p>
+    <w:p>
+      <w:r>
+        <w:t>O protótipo de desenvolvimento usa ESP32-S3 DevKitC-1 N16R8 Dual Type-C 44P, com 16 MB de Flash e 8 MB de PSRAM. A distribuição FreeRTOS especificada é inicial e será calibrada com testes no protótipo, incluindo carga de Wi-Fi, MQTT, display e sensor de fluxo. A PSRAM deve ser priorizada para buffers e dados não críticos de latência; pilhas e dados de controle crítico devem permanecer em memória interna quando requerido pelo ESP-IDF.</w:t>
       </w:r>
     </w:p>
     <w:p>
       <w:pPr>
-        <w:pStyle w:val="ListBullet"/>
-        <w:spacing w:after="80" w:line="276" w:lineRule="auto"/>
+        <w:pStyle w:val="Heading2"/>
+        <w:keepNext/>
       </w:pPr>
       <w:r>
-        <w:t>Definir comportamento da chave de bomba independente: somente solicitação manual com válvula aberta ou operação de teste com regra adicional.</w:t>
+        <w:t>12.5 Próxima etapa de hardware</w:t>
       </w:r>
     </w:p>
     <w:p>
-      <w:pPr>
-        <w:pStyle w:val="ListBullet"/>
-        <w:spacing w:after="80" w:line="276" w:lineRule="auto"/>
-      </w:pPr>
       <w:r>
-        <w:t>Definir retenção de configuração e de histórico, além da necessidade de bateria no RTC e política para horário inválido.</w:t>
-      </w:r>
-    </w:p>
-    <w:p>
-      <w:pPr>
-        <w:pStyle w:val="ListBullet"/>
-        <w:spacing w:after="80" w:line="276" w:lineRule="auto"/>
-      </w:pPr>
-      <w:r>
-        <w:t>Definir broker MQTT, política de credenciais, uso obrigatório de TLS, certificado de autoridade e processo de provisionamento Wi-Fi.</w:t>
-      </w:r>
-    </w:p>
-    <w:p>
-      <w:pPr>
-        <w:pStyle w:val="ListBullet"/>
-        <w:spacing w:after="80" w:line="276" w:lineRule="auto"/>
-      </w:pPr>
-      <w:r>
-        <w:t>Definir permissões de comando remoto por perfil/usuário, retenção de telemetria e integração prevista com painel ou aplicativo.</w:t>
-      </w:r>
-    </w:p>
-    <w:p>
-      <w:pPr>
-        <w:pStyle w:val="ListBullet"/>
-        <w:spacing w:after="80" w:line="276" w:lineRule="auto"/>
-      </w:pPr>
-      <w:r>
-        <w:t>Definir orçamento de CPU, tamanho de pilha, prioridades e afinidade definitiva de cada tarefa FreeRTOS após prototipação com Wi-Fi e display reais.</w:t>
-      </w:r>
-    </w:p>
-    <w:p>
-      <w:pPr>
-        <w:pStyle w:val="ListBullet"/>
-        <w:spacing w:after="80" w:line="276" w:lineRule="auto"/>
-      </w:pPr>
-      <w:r>
-        <w:t>Validar requisitos de proteção elétrica, caixa, grau de proteção ambiental e normas aplicáveis ao conjunto.</w:t>
+        <w:t>Após a conclusão e validação do firmware no protótipo, o projeto seguirá para a PCB e a caixa própria. A etapa incluirá requisitos de proteção elétrica, isolamento, fontes isoladas, optoacopladores e alimentações isoladas, grau de proteção ambiental e normas aplicáveis ao conjunto final.</w:t>
       </w:r>
     </w:p>
     <w:tbl>
@@ -8986,7 +10765,7 @@
                 <w:rFonts w:ascii="Calibri" w:hAnsi="Calibri"/>
                 <w:sz w:val="20"/>
               </w:rPr>
-              <w:t>Transformar este planejamento em uma especificação de hardware/IO e um diagrama de estados detalhado, antes de iniciar a implementação do firmware.</w:t>
+              <w:t>Criar a especificação de IO e o plano de testes do protótipo, usando a pinagem definida e os limites operacionais confirmados.</w:t>
             </w:r>
           </w:p>
         </w:tc>
